--- a/example_articles/setting/Rural/2.setting_Rural_New_York_Times.docx
+++ b/example_articles/setting/Rural/2.setting_Rural_New_York_Times.docx
@@ -27,17 +27,17 @@
     </w:p>
     <w:p>
       <w:r>
-        <w:t>Source File: NYT/54.DOCX</w:t>
+        <w:t>Source file: NYT/54.DOCX</w:t>
       </w:r>
     </w:p>
     <w:p>
       <w:r>
-        <w:t>Raw locations result: ['Wyoming', 'Texas', 'New Jersey', 'Rhode Island', 'Alaska']</w:t>
+        <w:t>Raw locations result, 'locations': ['Wyoming', 'Texas', 'New Jersey', 'Rhode Island', 'Alaska']</w:t>
       </w:r>
     </w:p>
     <w:p>
       <w:r>
-        <w:t>setting_stand_flat (Standardized): Rural</w:t>
+        <w:t>Standardized locations result, 'setting_stand_flat': Rural</w:t>
       </w:r>
     </w:p>
     <w:p>

--- a/example_articles/setting/Rural/2.setting_Rural_New_York_Times.docx
+++ b/example_articles/setting/Rural/2.setting_Rural_New_York_Times.docx
@@ -7,7 +7,7 @@
         <w:pStyle w:val="Heading1"/>
       </w:pPr>
       <w:r>
-        <w:t>Viewing Chaos in the Capital, Americans Express Outrage</w:t>
+        <w:t>John Hurt: Always in Character</w:t>
       </w:r>
     </w:p>
     <w:p>
@@ -17,22 +17,22 @@
     </w:p>
     <w:p>
       <w:r>
-        <w:t>Date: 1990-10-19</w:t>
+        <w:t>Date: 1990-12-02</w:t>
       </w:r>
     </w:p>
     <w:p>
       <w:r>
-        <w:t>Section: Section A; Page 1, Column 4; National Desk</w:t>
+        <w:t>Section: Section 6;; Section 6; Page 55; Column 1; Magazine Desk; Column 1;</w:t>
       </w:r>
     </w:p>
     <w:p>
       <w:r>
-        <w:t>Source file: NYT/54.DOCX</w:t>
+        <w:t>Source file: NYT/53.DOCX</w:t>
       </w:r>
     </w:p>
     <w:p>
       <w:r>
-        <w:t>Raw locations result, 'locations': ['Wyoming', 'Texas', 'New Jersey', 'Rhode Island', 'Alaska']</w:t>
+        <w:t>Raw locations result, 'locations': ['United Kingdom']</w:t>
       </w:r>
     </w:p>
     <w:p>
@@ -49,159 +49,191 @@
     </w:p>
     <w:p>
       <w:r>
-        <w:t>What will happen when Don Campbell, a 67-year-old farmer from Williamsville, Ill., enters the voting both in November?</w:t>
+        <w:t>Long before the forehead furrowed and the skin around the eyes shriveled into sacs, John Hurt wore a worried look.</w:t>
         <w:br/>
-        <w:t>''It's sad,'' he said, as he sat atop a roaring tractor waiting to dump a trailer load of soybeans at the farmers co-op, ''but I feel like going in there and just voting against every incumbent on the list.''</w:t>
+        <w:t>"When I was a boy at Lincoln School in Britain," he recalls, "I had an English teacher, Mr. Crowther, who'd say, 'Stop looking so, so . . .' -- he wanted to use the word 'hurt' but suddenly remembered it was my name -- 'so injured.' "</w:t>
         <w:br/>
-        <w:t>Though Williamsville is tiny, Mr. Campbell's is not a voice in the wilderness. In a 1,200-mile journey by automobile from Houston to Chicago, conversations with nearly 100 people from all walks of life found that the budget battle in Washington has awakened powerful anxieties and discontent.</w:t>
+        <w:t>Across the years, the look deepened: the skin gathered into pleats, the eyelids to reptilian hoods. It is now, at 50 years old, a physiognomy film makers find eloquent.</w:t>
         <w:br/>
-        <w:t>The budget stalemate, many people said, is merely indicative of far greater problems. They expressed a foreboding about the economy, worries and impatience over the Middle East crisis and, most of all, a bitter disillusionment with political leadership at all levels. Still, news of the impasse in the nation's capital, like a magnifying glass that intensifies sunlight into one burning spot, is focusing people's emotions.</w:t>
+        <w:t>"John's got a tremendous sadness in his eyes," says David Puttnam, the producer. "And that may be an actor's greatest asset, because he can convey pain."</w:t>
         <w:br/>
-        <w:t>Life Does Go On</w:t>
+        <w:t>Such empathy, of course, is born principally of experience. John Hurt's art -- his critically acclaimed ability to project, imaginatively, the most profound moments in life -- has been dearly won. By his own reckoning, and by the accounts of those close to him, Hurt has known privation, wantonness and great loss -- the artist's classic vicissitudes." In short, says Puttnam, "He's led an extraordinary life.</w:t>
         <w:br/>
-        <w:t>''I don't try to keep up with what they're doing in Washington anymore,'' said Joseph Lewis Tucker, 69, as he tended the roadside stand where he sells produce near Henning, Tenn. ''There's not a thing I or anyone else can do about it.''</w:t>
+        <w:t>HERE ON THE CANADIAN PRAIRIE, JOHN HURT seems at peace. At the moment, he is sitting in a small motor home that serves as a dressing room on the broad plains of southern Alberta, a boundless table top of Kelly green and harvest gold beneath a dome of blue. It is a warm day under a late-summer sun, and Hurt is at work on a movie entitled "Lapse of Memory," an adaptation by the director Patrick Dewolf of "I Am the Cheese," a psychological thriller by Robert Cormier.</w:t>
         <w:br/>
-        <w:t>The anger is not so intense that it disrupts the rituals and joys of daily life. Last weekend there were celebrations for the birth of a calf to Daisy the cow in the petting zoo at the Piney Woods Fair in Lufkin, Tex. Convention-goers filled the lobby bar at the Peabody Hotel in Memphis with chatter and laughter. And the flag was saluted at hundreds of high school football games.</w:t>
+        <w:t>"Lapse of Memory" is the actor's 36th feature film. The quality of these movies has been mixed -- from a piece of foolishness called "Partners," in 1982, in which he played a homosexual policeman, to Michael Radford's gritty remake of "1984," in which Hurt is Orwell's hero, Winston Smith. But good vehicle or bad, Hurt's performances across the last 28 years have, almost without exception, been admired.</w:t>
         <w:br/>
-        <w:t>But the mere mention of the budget impasse can ignite uncommon rage. For instance, Jerry Barber greeted customers at her bookstore in Texarkana, Tex., with friendly grace, but when asked whether she was following the news on the budget, she responded sharply: ''I sure am paying attention, because I know they can damn well cut that budget. I'll be perfectly willing to listen to talk about raising taxes, but not until they cut back, and I'm watching them.''</w:t>
+        <w:t>He has twice been nominated for an Academy Award: in 1978 for his portrayal of a degenerate narcotics addict in David Puttnam's "Midnight Express" and in 1981 for the lead role of John Merrick in "The Elephant Man." On television, as Quentin Crisp in "The Naked Civil Servant" and Caligula in "I, Claudius," he was, according to John J. O'Connor of The New York Times, "brilliant" and "daring and memorable."</w:t>
         <w:br/>
-        <w:t>Like many people, Ms. Barber, who is 53 years old, seemed almost entirely preoccupied with the tax proposals without paying much attention to the spending cuts under consideration. Except for the proposed gasoline tax, people generally do not mention any of the specific measures being debated, although there is a vague sense that the taxing of the rich is at issue. Nor did anyone offer specific suggestions of their own on how the budget deficit should be reduced.</w:t>
+        <w:t>Even the industry's top directors seem to hold him in awe.</w:t>
         <w:br/>
-        <w:t>No one person, event or institution was singled out to bear the blame. President Bush was criticized not so much for his role in the budget debate as for his failure to justify the reversal of his ''read my lips'' campaign pledge not to raise taxes.</w:t>
+        <w:t>"John Hurt is simply the greatest actor in the world," says David Lynch, who directed "The Elephant Man."</w:t>
         <w:br/>
-        <w:t>''I am a solid Bush supporter,'' said Mark Wilcox, 54, a marketing executive from Kennebunk, Me., who was in St. Louis on Monday for a business meeting. ''But I think he's really hurt himself because he didn't come out at the beginning and deal with the people honestly and say: 'I made a mistake. There will have to be tax increases.' ''</w:t>
+        <w:t>Jim Sheridan, the director of "My Left Foot," worked with Hurt on "The Field," which opens Dec. 21, and stars Richard Harris and Tom Berenger. He says Hurt is "like a snooker player -- deadly accurate."</w:t>
         <w:br/>
-        <w:t>Other people encountered during a five-day journey through a slice of America's midsection voiced similar feelings.</w:t>
+        <w:t>For his part, Hurt thinks of himself as a character actor, but in the European, rather than the Hollywood, mold. In America, character actors are apt to assume one character -- the lovable sot, the fumbling intellectual -- for the life of their career. Abroad, however, "a character actor," says Hurt, "is someone who can play, literally, very different characters." And his list of personas is a long one.</w:t>
         <w:br/>
-        <w:t xml:space="preserve"> </w:t>
+        <w:t>In Laurence Olivier's "King Lear," he played the Fool. In "10 Rillington</w:t>
         <w:br/>
-        <w:t>Houston</w:t>
+        <w:t>Place," he played a man hanged for a murder he did not commit; in "Champions," a jockey afflicted with cancer; in "Shout," a cuckolded church organist; in "A Man for All Seasons," the duplicitous Richard Rich, and in "Scandal," Stephen Ward, the osteopath at the center of the so-called Profumo affair, Britain's infamous imbroglio of politics and sex. (Hurt likes to joke that for a moment after "The Elephant Man," he thought he was in danger of being typecast: "What would you think would be the first part that was offered me following 'Elephant Man?' Try 'The Hunchback of Notre Dame.' ")</w:t>
         <w:br/>
-        <w:t xml:space="preserve"> </w:t>
+        <w:t>And yet, at closer look, perhaps the roles he elects to play are not as varied as they seem. At the least, his characters are unorthodox; at the most, stubbornly eccentric. Witness Quentin Crisp's flamboyance, Winston Smith's quiet anarchy, Stephen Ward's celebration of sex.</w:t>
         <w:br/>
-        <w:t>In Bush Country, Sense of Betrayal</w:t>
+        <w:t>"There isn't such a thing as a regular guy," Hurt says, "not from the point of view of drama, but, yes, I am interested in characters who are misunderstood."</w:t>
         <w:br/>
-        <w:t>In Houston's affluent Memorial neighborhood, which George Bush once represented in Congress, the wives of lawyers, oil-company executives and other professionals gather each morning in the parking lot of the Pines Presbyterian Pre-School to chat after they have dropped off their children.</w:t>
+        <w:t>Thus, he is usually an actor on the edge. "All those parts demand vulnerability, yes, the ability to expose things that would not normally be seen," he says. "That's what makes them exciting."</w:t>
         <w:br/>
-        <w:t>Talking to two friends across the hood of a station wagon, Denise Kleypas, 32, said: ''I think what's going in Washington is so frustrating. On the one hand, you have these politicians saying that they are doing what the people want, but all that means is that each one of them is trying to get their piece of the pie, their own little programs so they can get re-elected. No one wants to make the really tough decisions.</w:t>
+        <w:t>By contrast, the man who now sits in the trailer swatting at large black flies and waiting to be called out into the prairie sun for the next shot is retiring and rarely self-revealing.</w:t>
         <w:br/>
-        <w:t>''Increased taxes are going to be necessary, that's obvious. But Mr. Bush did say he was not going to raise taxes. He said that a lot. So now what does it mean to vote for him or anybody else? It makes you think we need a real shakeup in the whole system.''</w:t>
+        <w:t>JUST AFTER HIS 17TH birthday, John Hurt approached his parents. "Can't I go to acting school?" he asked.</w:t>
         <w:br/>
-        <w:t>A woman who would identify herself only as Laura P. because ''my husband is an attorney and he wouldn't like the publicity,'' said: ''We're barely making it with the taxes we have to pay now, and so it's real aggravating not to know when the tax increases are going to stop. What gives them the right anyway to raise taxes when we don't have any say in how it is spent?''</w:t>
+        <w:t>His mother, an amateur actress, had trod the boards in a local troupe. His father, a vicar, emoted from the pulpit. But, to his parents, acting was not a fit profession. "They thought it represented something risque and populist," Hurt recalls. "It was out of the question."</w:t>
         <w:br/>
-        <w:t>Another woman who declined to give her name, interjected: ''I saw a lady the other day buying beer and potato chips with food stamps, and then she drove away from the market in a $25,000 car. It wouldn't bother me so much what they were spending if I thought they were halfway careful about how they spent it.''</w:t>
+        <w:t>So he went to art school instead, to learn to paint and draw; his parents hoped he might eventually teach. Three or four years passed. He still burned to act. Then, one night at a hamburger stand in London, he stumbled on a path to the stage.</w:t>
         <w:br/>
-        <w:t>She added, ''I don't blame Bush or Congress more than the other. I think the blame is on everyone who let it get to this point, including we the people who have allowed the politicians to run our lives.''</w:t>
+        <w:t>"I met these two Australian girls who were with Lucillio's Spanish Traveling Dance Band and they invited me to a party," he recalls. "Well, I had some wine and started fooling around, doing impressions and bits. All of a sudden one of them said, 'You ought to be an actor.' I said, 'How?' She said, 'Audition for the Royal Academy of Dramatic Arts.'</w:t>
         <w:br/>
-        <w:t xml:space="preserve"> </w:t>
+        <w:t>"At the time, 1960, I was penniless, living in a one-room basement flat where the walls ran with damp. For two days before the audition, I went without food. I fell asleep on the steps of the theater waiting for the audition.  When I got on, I was so nervous and undernourished, I dried up 20 times during my speeches. Luckily they weren't looking for polished performers and I got a scholarship."</w:t>
         <w:br/>
-        <w:t>Jefferson, Tex.</w:t>
+        <w:t>Among his contemporaries at the prestigious academy were Sarah Miles, Tom Courtenay and Ian McShane. Students were taught classic dramatic technique -- to use their imagination in creating a role, to interpret a part from the script, rather than build an analogue based on observation and life, the way of the so-called Method school of acting that was then taking hold across the Atlantic.</w:t>
         <w:br/>
-        <w:t xml:space="preserve"> </w:t>
+        <w:t>By 1963, he had made a number of appearances on the London stage, and that year the critics named him Britain's most promising newcomer. By the end of 1966, he had been married and divorced, had appeared in several films, among them "A Man for All Seasons," and had performed with the Royal Shakespeare Company in David Mercer's "Belcher's Luck."</w:t>
         <w:br/>
-        <w:t>Yellow Ribbons, Fading Spirits</w:t>
+        <w:t>In 1967, he met Marie-Lise Volpeliere-Pierrot, a French model with whom, it quickly became clear, he expected to spend the rest of his life. Lise, as everyone called her -- long-necked, dark-haired, beautiful -- became much more than a lover and companion. Theirs was not a romance exactly, but according to those who knew the two, more of a spiritual bonding.</w:t>
         <w:br/>
-        <w:t>Train whistles hooted in the distance, and the sweetly fetid smell of Big Cypress Bayou blew in on the evening breeze as the Jefferson High School band gave a stumbling rendition of ''The Star-Spangled Banner.'' The missed notes did nothing to diminish the cheers that marked the start of a Friday night football game in Jefferson, Tex.</w:t>
+        <w:t>"She was an odd combination, not technically his wife, but his wife, also his best critic, his best friend," says one of Hurt's oldest friends, Edgar Bronfman Jr., the president of Joseph E. Seagram &amp; Sons, whom Hurt met on a film set in 1971. "And because they were so involved with each other in so many areas, they had a mercurial relationship."</w:t>
         <w:br/>
-        <w:t>For many youngsters like those at the game, joining the armed forces has traditionally been the fastest way out of East Texas poverty, and yellow ribbons adorn many homes and storefronts in remembrance of Jefferson people who are now in the Middle East.</w:t>
+        <w:t>They were "like brother and sister," says Don Boyd, a British director and for the last 15 years part of Hurt's small personal circle. "Lise of all the people I've seen with John was the least awe-struck by his personality. And she was good at coping with his drinking habit. At one stage, she told him, 'If you continue to drink, you're going to die.' "</w:t>
         <w:br/>
-        <w:t>Military service took on a new meaning this summer. ''All of a sudden, signing up doesn't just mean a paycheck and job training,'' said John Wright, a 42-year-old speech teacher who was collecting tickets at the gate of the football field.</w:t>
+        <w:t>On the morning of Jan. 15, 1983, "cold, wet, nasty altogether," remembers Hurt, the couple went horseback riding close to their house at Ascot Under Wychwood near Oxford. Hurt was about to begin "Champions," in which he would play the part of a jockey. "I needed to get my seat back," he recalls. "We'd been out about 40 minutes. The horses weren't getting on that well. One put its foot in a hole, stumbled and set the other horse off, then both went crashing off down the lane. There were walls on either side of us and we couldn't get off of the road. Suddenly I got thrown; Lise went belting off, trying to catch my mount. All at once, she lost her stirrup, came out the back door and landed on her head in the middle of the road. She went into a coma at the hospital and never came out." She died that day. "We had been together for 16 years and that was that."</w:t>
         <w:br/>
-        <w:t>He added: ''Everybody thought going to fight Iraq was going to be another quick-and-dirty, like Panama or Grenada. That was great. Now it's sinking in that they might go play in the sand dunes, and no one is really interested in signing up to fight a war.''</w:t>
+        <w:t>The loss, according to Bronfman, Boyd and others, set the actor spinning.</w:t>
         <w:br/>
-        <w:t xml:space="preserve"> </w:t>
+        <w:t>HURT IS A LEAN FIGURE, 5 feet 9 inches, 145 pounds, with straight auburn hair, tousled a bit in front, brown eyes, a freckled almost ruddy complexion and a walk that is tentative, sometimes cautious.</w:t>
         <w:br/>
-        <w:t>'Wish They'd Hurry Up'</w:t>
+        <w:t>He speaks in the baritone of a country vicar, a voice, in fact, that on the telephone is a dead ringer for his father's. Since he is possessed by the urge to perform, he delights in telling stories and can usually spin a simple anecdote into a small set piece.</w:t>
         <w:br/>
-        <w:t>Bo Byrd, an 18-year-old junior who has a cousin and four friends serving in the operation, has long planned to enlist. ''I think if we just go fight this war we went over there to fight, we wouldn't be having the problem we have now of those men sitting in the desert for no reason,'' he said.</w:t>
+        <w:t>Here, for example, Richard Attenborough, the actor and director, summons him to a screen test for the lead role in "Gandhi":</w:t>
         <w:br/>
-        <w:t>Tugging on the brim of his camouflage hat, he said, ''I wish they'd hurry up and do something, because a couple of more months and there's going to be no sense to it.''</w:t>
+        <w:t>"I went down there and they did the most cursory makeup job. Then they put me in a nappy. Well, I looked like a Welsh rugby player with a diaper, wearing brown boot polish on my body, with my hair scrabbled back and talking 'like dis, you know?' After Ben Kingsley got the part, Attenborough rang back, apologized and said, 'It was just the makeup, Johnny darling' -- he talks like that -- 'just the makeup, deary, really, seriously, you could play it standing on your head, lovey.' At the time, I thought, 'How on earth do you play Gandhi standing on your head?' "</w:t>
         <w:br/>
-        <w:t>Kenneth R. Carver, 67, retired to Jefferson after 37 years in the Air Force. Wearing an old flight jacket and waiting for the game to begin, he too was worried: ''If it continues on as the status quo, you are going to see the support break up both here and around the world. It will become a political problem, and that's bad.''</w:t>
+        <w:t>Just now, returning to the trailer from the set -- a hollow of green in a provincial park near the Montana border -- the good-natured storyteller is now brimming with bile.</w:t>
         <w:br/>
-        <w:t>The budget impasse, he said, ''is just making things worse because it's draining away people's faith in the Government just when we may need every bit of it for this crisis overseas.''</w:t>
+        <w:t>One of his co-players, Matthew Mackay, a nervous 16-year-old from Montreal, in his first major part in a feature film, has nettled the star. The offense took place during a scene in which Hurt was required to run through the park with Mackay chasing him on a bicycle. After the fourth take, Hurt, panting, turned and asked the director if he wanted more expression.</w:t>
         <w:br/>
-        <w:t>Asked if he had a solution for the budget problem, Mr. Carver thought for a moment and then said gravely, ''What I'd like to see, and I know it can't happen, is for every single member of Congress to get kicked out so we could start with a whole new group.''</w:t>
+        <w:t>"Do you want me to act," he asked Dewolf, "or just run?" "Just run," came the reply.</w:t>
         <w:br/>
-        <w:t xml:space="preserve"> </w:t>
+        <w:t>And it was then that Mackay, no doubt meaning nothing more than mischief, asserted himself.</w:t>
         <w:br/>
-        <w:t>Arkadelphia, Ark.</w:t>
+        <w:t>"That's O.K., John," he said, impertinence ringing from every word, "you can leave the acting to me."</w:t>
         <w:br/>
-        <w:t xml:space="preserve"> </w:t>
+        <w:t>And now, in the trailer, Hurt is fuming: "That little bugger," he says, teeth clenched, "Larry Olivier would have eaten him alive for that."</w:t>
         <w:br/>
-        <w:t>Sick of Hearing The Politicians</w:t>
+        <w:t>"WHEN I SAY THAT ACTING IS just a rather more sophisticated way of playing cowboys and Indians," says Hurt, "it's my way of trying to quash all the pretentious crap that's said about acting. What I mean is, if you pretend well enough, the audience will believe you. By the way, I was always an Indian.</w:t>
         <w:br/>
-        <w:t>Arkadelphia, Ark., population 9,150, is a little more prosperous than many of the farming towns in the Southern Arkansas clay country because it is home to two universities and a little manufacturing.</w:t>
+        <w:t>"It's your imagination that creates something, not research. People say, 'John, do you relate to a character?' Relate? How the hell do you relate to Caligula? You damn well imagine a character, and if you can't do that, go home.</w:t>
         <w:br/>
-        <w:t>Ruben Fendley's two-chair barbershop sits in a shaded neighborhood of old clapboard houses. It is a busy place on a Saturday afternoon. A small, neatly groomed man of 58, Mr. Fendley is dismayed.</w:t>
+        <w:t>"In front of the camera, you try to do subtle, telling things and hope the director, and the camera, notices," he continues. "You can feel when you pass something through the camera. The old Alan Ladd story is the best one in that respect. He came back from a long day of shooting out in the dusty Arizona desert and someone said, 'Did you have a good day, Alan?' In his soft rasp, he said, 'Yup, a couple of good looks.' "</w:t>
         <w:br/>
-        <w:t>''No one has bothered to explain what this budget thing is all about,'' he said. ''Basically, all you hear is the Republicans blaming the Democrats and the Democrats blaming the Republicans.''</w:t>
+        <w:t>The director Jim Sheridan says Hurt is "not one of those people who lives the part, you know, but rather turns it on and off." Method actors try to "get involved in the interior life of the character," says Sheridan. Hurt, on the other hand, takes an idiosyncratic approach, looking for a trademark, a peculiarity, a quirk as emblem for the whole. "He doesn't build a character in a documentary way. He's more like an impressionist."</w:t>
         <w:br/>
-        <w:t>Jimmy White, a 57-year-old machine tool operator who was getting his hair cut, broke in. ''Heck, all they want is more money to spend around so they can get themselves re-elected, and that's all it is.''</w:t>
+        <w:t>The best example of this, and the use of his imagination, is Hurt's work in "The Elephant Man," the story of John Merrick, hideously disfigured, a victim in the late-19th century of what was thought to be neurofibromatosis.</w:t>
         <w:br/>
-        <w:t>Asked if there were any politicians that any of those present admired, Mr. White replied, ''The last one I liked was Everett Dirksen,'' the Illinois Republican Senator who died in 1969. Mr. Fendley said, ''I can't think of any of them I've liked recently, because I've never admired a man who is not doing 100 percent of what he's supposed to be doing, and none of them are.''</w:t>
+        <w:t>To play the part, during each day of shooting Hurt sat for seven hours while a makeup artist applied 22 pieces of prosthetic makeup. The mask, in effect, made him appear a monster, but the character he created from beneath it was almost angelic, "truly remarkable," wrote Vincent Canby in The New York Times.</w:t>
         <w:br/>
-        <w:t>Laws that would limit terms of office might help, the barber said, because then ''they'd know they were going back into the rat race, and that'd keep them in touch with real life.''</w:t>
+        <w:t>"It occurred to me as we went along," says Hurt, "that this was a creature that was totally without malice. I mean, he was a saint in that sense. So I had to find a voice that was the opposite of his physical image, a sweet voice, refined, something that, against his face, would be a total shock. I had to get the audience to love me."</w:t>
         <w:br/>
-        <w:t xml:space="preserve"> </w:t>
+        <w:t>The voice, key to the role, "was beautifully tender," says David Lynch, the director. "Every move and sound was right; John was the guy. He totally gave up his own personality. That's a kind of cosmic feat, a huge, frightening thing. He's the greatest actor I've ever worked with."</w:t>
         <w:br/>
-        <w:t>Memphis</w:t>
+        <w:t>The technique behind this achievement, of course, is so discreet it's almost imperceptible.</w:t>
         <w:br/>
-        <w:t xml:space="preserve"> </w:t>
+        <w:t>Here on the prairie late in the afternoon, the actor again is called to the set. In a previous scene, the main character has chased his son headlong down a wide concrete spillway toward the edge of a dam. But to have continued the sequence, reversing the angle and filming from the edge, would have been too dangerous, so a simulated precipice was constructed of plywood and set nearby on a grassy knoll. Now, as the actors assume their marks on this ersatz precipice, the director reminds them that they should appear breathless from a long run.</w:t>
         <w:br/>
-        <w:t>Problems Persist, Gnawing at Hope</w:t>
+        <w:t>Mackay begins to hop in place, trying to get himself winded. Hurt, meanwhile, stands almost motionless, idly sipping a cup of tea.</w:t>
         <w:br/>
-        <w:t>In Memphis, the Foote Homes, a public housing project built in the 1950's, is about a mile from where the Rev. Dr. Martin Luther King Jr. was assassinated in 1968. On a balmy Sunday morning, Fred Butler and some of his friends, all of them black, gathered on a sidewalk to talk about how a bad situation for black Americans was getting worse despite the opening of some major opportunities since the days of the civil rights struggle.</w:t>
+        <w:t>"O.K., ready?" says the director.</w:t>
         <w:br/>
-        <w:t>Mr. Butler, 50, who prefers to be known as Fast Freddie, complained that ''they're coming around saying the Government needs more money, but then they send all that money to fight a war over yonder when the main thing is, they should have solved all the problems around here first. It's just like Vietnam.'' Vernon Yancey, a 33-year-old truck driver, said: ''I don't see how they can be hurting for money when the rich are doing so good. Everyone else is just hanging on, especially the black people, and they are the ones who get hit when the Government says it's got money problems. Look at the gas. They raise the prices. They raise the taxes. Who gets hit? It's the poor folks. The rich don't even know what gas costs.''</w:t>
+        <w:t>The teen-ager, finally panting, stops bouncing. Hurt yawns and tosses his cup into the tall grass.</w:t>
         <w:br/>
-        <w:t>Sitting in a metal folding chair, Mr. Butler acted as something of a moderator during a long conversation that others drifted in and out of. At one point he said, ''Let's admit it, black people are having more things than anytime else.''</w:t>
+        <w:t>"Action," says Dewolf, and, with that, Hurt suddenly is doubled over, so completely out of breath it seems he's been sprinting for miles. The small deception is stunning, a work of pure imagination.</w:t>
         <w:br/>
-        <w:t>''Yeah,'' agreed Ollie Boxley, who is 35 and works with Mr. Yancey, ''kids today have all kinds of opportunities we didn't have when we were coming up.''</w:t>
+        <w:t>"That's a wrap," says Dewolf, smiling. "See, you tomorrow, John . . . for your death."</w:t>
         <w:br/>
-        <w:t>''And they don't want it,'' Mr. Yancey said. ''They don't want to go to school. They're too happy on the street.''</w:t>
+        <w:t>"Oh, another death, is it?" says Hurt, laughing. "Well, I'll add it to the list."</w:t>
         <w:br/>
-        <w:t>After a moment, he spoke up again. ''You hear some people blaming the poor folks for getting too much Government money, and so they say, 'Cut the programs.' That's not right, because the seniors don't get too much; the women going crazy trying to raise kids without a man, they don't get too much; a lot of people who need a place to stay don't get anything. Who's to blame when they get cut?''</w:t>
+        <w:t>HE GREW UP PART OF THE manse, the third child of Phyllis Hurt and the Rev. Arnould Herbert Hurt. In his early years, the family lived in Britain's Midlands and along its east coast, a land of collieries and potteries, gritty villages and hard, working-class towns.</w:t>
         <w:br/>
-        <w:t xml:space="preserve"> </w:t>
+        <w:t>He passed his childhood at St. Michael's School, a small Anglican academy for the sons of the middle-class clergy. And it was here, at the age of 9, in the Maeterlinck fantasy "The Blue Bird," that John Hurt became stage-struck:</w:t>
         <w:br/>
-        <w:t>Cape Girardeau, Mo.</w:t>
+        <w:t>"I remember going across the footlights and saying to myself, 'I'm at home here.' " St. Michael's was also a place steeped in ritual. The trappings and devices of high-Anglican ceremony -- incense and rose petals, the gold cloth over the monstrance, the reprise of prayers and ringing chants -- all imbued the boy was a passion for drama and scene.</w:t>
         <w:br/>
-        <w:t xml:space="preserve"> </w:t>
+        <w:t>"Talk about being brought up with a sense of theater," he says. "It was a fantastic show."</w:t>
         <w:br/>
-        <w:t>Insecure Feelings Transcend Taxes</w:t>
+        <w:t>He was, however, a student with "a hopeless record" and, after he failed the entrance exam to a private secondary school, he found himself at a proletarian warehouse in Lincoln, isolated, estranged.</w:t>
         <w:br/>
-        <w:t>Around Cape Girardeau, Mo., the major worry is a widely publicized prediction that in early December an earthquake will strike along the New Madrid fault, which runs through the area. Worries over the economy are far more diffuse, yet many in the Sunday afternoon crowd at the West Park Mall, a big suburban retail center, said they were looking more than buying.</w:t>
+        <w:t>"Lincoln School was what you in America call a public school, maybe a thousand students. At first I was the vicar's son, very different from them."</w:t>
         <w:br/>
-        <w:t>''The last several years have been such a good time economically that people feel they'll have to ride out whatever's coming by tightening up a bit and making do,'' said Lou Ann Hopkins, 36.</w:t>
+        <w:t>"It was a bit of a trial for John," says his father. "He didn't fit in very well. He also had a far from understanding headmaster there. John was too much of an individual for him."</w:t>
         <w:br/>
-        <w:t>Her husband, Mark, 35, who works in the management of a tobacco company, said, ''I guess we've cut down some purchases recently because you have to wonder how it will be if we get a recession with all these tax increases on top of it.''</w:t>
+        <w:t>"The headmaster loathed me," Hurt remembers. "But to get along with the others, I quickly learned to become working-class, a reactionary, a teddy, a low life. I even changed accents. I hated it."</w:t>
         <w:br/>
-        <w:t>Lil Reynolds, a 51-year-old bank teller, had stopped by her favorite dress shop to check out a sale. ''I've noticed people are opening savings accounts, putting away money, paying off consumer loans, those sorts of things, because they are starting to get scared that the economy's going sour,'' she said.</w:t>
+        <w:t>Back home, however, he refused to play the changeling. Says a close friend: "The thing you must remember most about John is that he found himself at an early age in disagreement with all those deeply conservative religious values of his family and was always kicking against his father's principles, always gripped by his own intrinsic individuality."</w:t>
         <w:br/>
-        <w:t>She added: ''I think everyone is blaming the Government right now because of the budget. They spend so much money they don't have to spend that I'm upset, too, and I'm upset about what it's doing to the country.''</w:t>
+        <w:t>In other words, like the characters he now embraces, he was a misfit.</w:t>
         <w:br/>
-        <w:t>Added Diane Huntze, a sales clerk, ''Yeah, but they won't give up their spending ways.''</w:t>
+        <w:t>Perhaps this, in part, explains why John Hurt now seems so frequently aggrieved.</w:t>
         <w:br/>
-        <w:t xml:space="preserve"> </w:t>
+        <w:t>"It's also just his emotional makeup," says Edgar Bronfman. "John's an artist, not an actor making a living, and most artists are a wailing open sore. I think there is no rationally explaining the demons with great artists. John is just constantly at war with himself."</w:t>
         <w:br/>
-        <w:t>Chicago</w:t>
+        <w:t>In the past, the weapon often has been alcohol.</w:t>
         <w:br/>
-        <w:t xml:space="preserve"> </w:t>
+        <w:t>"There were times when he was a boring drunk and prickly, contentious," says his friend Don Boyd.</w:t>
         <w:br/>
-        <w:t>In the Middle, Feeling Left Out</w:t>
+        <w:t>"His problem has never affected his work," says Bronfman, "but he's had a real struggle."</w:t>
         <w:br/>
-        <w:t>The intersection of Cicero and Milwaukee Avenues on Chicago's Northwest Side is at the center of an old but seemingly vibrant working-class neighborhood. But inside one of the many new commercial establishments, the Seven Cousins sandwich shop, recently opened by two sisters, Marge Sergo and Karen LaPalermo, there is gloom.</w:t>
+        <w:t>For his part, Hurt says only: "I try to keep the dark side of my life to myself. I don't believe in wearing that on one's sleeve."</w:t>
         <w:br/>
-        <w:t>''We both work other jobs,'' Mrs. LaPalermo said. ''We're doing this because it takes a family not two incomes anymore, but three or four to make ends meet.''</w:t>
+        <w:t>After Lise died in 1983, the war escalated. The year before, Hurt had met a television actress who was tending bar in a Los Angeles restaurant. Now, six months after Lise's death, he asked her to live with him. Six months after that, they were married. "You've heard of Cinderella stories?" he says. "Well, as someone I know put it, this turned out to be a Godzilla story." They were, he went on, hopelessly ill-matched. Along the way, he decided to build a house in Kenya, a sprawling hacienda. The couple spent barely two months there. Looking back, says Hurt, "the house in Kenya was as crazy as the marriage."</w:t>
         <w:br/>
-        <w:t>As the two put Halloween decorations on the walls of their little restaurant, Mrs. Sergo complained: ''As usual, Washington is not going to be much help. The Government doesn't do a thing for the middle man. The poor get welfare, and the rich get loopholes. Meanwhile, the middle man is going to disappear.''</w:t>
+        <w:t>Then, in 1988, he went to London to begin work on "Scandal" and there met Joan -- or Jo as everyone calls her -- Dalton, an assistant to the director, Michael Caton-Jones.</w:t>
         <w:br/>
-        <w:t>Mrs. LaPalermo added: ''What I can't believe is that they were talking about cutting the benefits to the old people, They got to live on almost nothing as it is.''</w:t>
+        <w:t>One weekend, Hurt left the set without his script and Dalton was asked to ferry it to his flat. "We met and had this incredible conversation," she recalls. "It was like we'd known each other forever. I thought I'd be sad when the film ended because I wouldn't be able to have these conversations anymore. It was completely guileless." One day Hurt emerged from his dressing room and told Jo Dalton he was going to end his marriage.</w:t>
         <w:br/>
-        <w:t>Mrs. Sergo had a theory: ''I like some of what President Bush has done, but let's face it: he comes from money, and he lives with money, and the Republicans are always good at protecting the rich and cutting Social Security and other stuff that helps hard-working people.''</w:t>
+        <w:t>"Oh," she said, "I see the penny's finally dropped."</w:t>
         <w:br/>
-        <w:t>''To me,'' said Mrs. LaPalermo, ''neither side does anything for you, so it doesn't matter how you vote. We're worried about where the country's going, but we can't change anything, not anything. It's scary. It's not supposed to be this way.''</w:t>
+        <w:t>She was 30, once married, an American from New Jersey educated in Canada and a former producer of television commercials and pop videos. He was 48, "near to a nervous breakdown," she says.</w:t>
+        <w:br/>
+        <w:t>The romance revived Hurt. Soon, he convinced Dalton to move into the Savoy Hotel with him.</w:t>
+        <w:br/>
+        <w:t>"I must say, I really turned it on," he remembers. "I was driven to do so. I knew if I let this bus pass, it was not going to stop again. This was the first time I'd ever really fallen in love."</w:t>
+        <w:br/>
+        <w:t>Jo Dalton was frightened: "I thought, no, God, it's too much like all those movies. Here's this leading actor and this girl who's working on her first film. We tried to keep it sort of quiet. I said to myself, 'This is splendid, romantic and mad, but, I mean, is it going to come to any good?' "</w:t>
+        <w:br/>
+        <w:t>JO DALTON HURT IS A TALL, poised, accessible woman with straight blond hair, light blue eyes and a fair complexion. At the moment, she is standing at a kitchen counter, chatting amiably and grinding baby food.</w:t>
+        <w:br/>
+        <w:t>John, Jo and Alexander Hurt -- Sasha, as they call him, a first for both -- age 10 months, have taken up residence in a powder-blue lakeside cottage rented for the duration of the shoot. It is Sunday, gray and wet, a day of rest for cast and crew. The actor has his hands in the sink, doing the dishes; his wife begins spooning out lunch for their infant son.</w:t>
+        <w:br/>
+        <w:t>"Let me tell you what happened when my parents found out about us," she says. "I called my mother and said, 'You're not going to believe this, but I'm kind of seeing John Hurt.' At first, she was very excited. Then she went to the video shop. She got out 'Midnight Express,' in which he plays a junkie, then 'The Hit,' where he plays a hit man, then 'I, Claudius,' where he's this crazed emperor. Two weeks later, I got a phone call. Her voice was an octave higher. 'Honey,' she says, 'are you O.K.?' "</w:t>
+        <w:br/>
+        <w:t>Jo Hurt says her husband still suffers from chronic disquiet. "To be honest, he's desperately pained by things all the time, from people around him to the world situation -- battered around, you know, bumped on the head everywhere he goes," she says.</w:t>
+        <w:br/>
+        <w:t>But marriage and fatherhood seem to have given the actor at least a few moments of equanimity.</w:t>
+        <w:br/>
+        <w:t>"He has a self-confidence I have not seen in a long time, and I'm sure it has something to do with Jo and the baby," says Don Boyd.</w:t>
+        <w:br/>
+        <w:t>"His relationship with Lise didn't satisfy the need for a deep and abiding love," says Bronfman. "He has that with Jo and that has brought him a great deal of inner peace."</w:t>
+        <w:br/>
+        <w:t>The Hurts recently settled in Ireland and are renovating an 18th-century Georgian farmhouse that sits on 13 acres some 50 miles from Dublin. "Ireland is a bright nation," says Hurt. "It's poetic. In England, if you turn up in the morning looking like disaster, they say, 'John, Jesus, you look like hell.' But in Ireland, they say, 'Johnny, you look like you had a great night last night, lad.' I like the Irish immensely."</w:t>
+        <w:br/>
+        <w:t>Meanwhile, his career keeps to its quiet, even track. It is unlikely that John Hurt will achieve stardom, at least as Americans think of it. He does not, for example, "work Hollywood," cultivating producers, directors and studio plutocrats. "John simply doesn't play the Hollywood game," says one friend. "If you go to Hollywood," says the director Jim Sheridan, "you have to change your identity. To become successful there, you literally have to become someone else. John's been relatively successful without doing that."</w:t>
+        <w:br/>
+        <w:t>Hurt, keeping in character, answers with an anecdote: "David Niven once said: 'I'm a reasonably paid second-rate star who usually gets a part after someone else has turned it down. I never overprice myself because I like to keep working.' "</w:t>
+        <w:br/>
+        <w:t>He is likely one of the least acquisitive actors in the industry. He pines for no role, chases no script, advances no image. In fact, for more years than he can remember, he had no mirror in the house.</w:t>
+        <w:br/>
+        <w:t>And although he finally seems settled -- "One has one's ups and downs; I'm feeling rather up at the minute" -- the wrinkles, folds and crow's feet will always leave him with an aspect of melancholy, a hint of distress.</w:t>
+        <w:br/>
+        <w:t>"So what if it looks as if he hasn't slept in 25 years," says Jo Hurt. "He's been up doing interesting things."</w:t>
         <w:br/>
         <w:br/>
         <w:t>Graphic</w:t>
@@ -209,7 +241,7 @@
         <w:br/>
         <w:t xml:space="preserve"> </w:t>
         <w:br/>
-        <w:t>Photos: Ruben Fendley: Barber, Arkadelphia, Ark. - ''Basically, all you hear is the Republicans blaming the Democrats and the Democrats blaming the Republicans.''; Lil Reynolds: Bank teller, Cape Girardeau, Mo. - ''I've noticed people are opening savings accounts, putting away money, paying off consumer loans, those sorts of things.''; Fred Butler: Unemployed, Memphis - ''They're coming around saying the Government needs more money, but then they send all that money to fight a war.'' (Photographs by Roberto Suro/The New York Times) (pg. A1); Joseph Lewis Tucker: Produce salesman, Henning, Tenn. - ''I don't try to keep up with what they're doing in Washington anymore, because they are going to do whatever they want to anyway.''; Don Campbell: Farmer, Williamsville, Ill. - ''It's sad, b</w:t>
+        <w:t>Photos: John Hurt (pg. 55); John and Jo Hurt with their 10-month-old son, Alexander, on the estate of one of their neighbors 50 miles outside Dublin. A monument is in the background (pg. 103) (Dudley Reed for the New York Times)</w:t>
       </w:r>
     </w:p>
     <w:sectPr>

--- a/example_articles/setting/Rural/2.setting_Rural_New_York_Times.docx
+++ b/example_articles/setting/Rural/2.setting_Rural_New_York_Times.docx
@@ -7,7 +7,7 @@
         <w:pStyle w:val="Heading1"/>
       </w:pPr>
       <w:r>
-        <w:t>John Hurt: Always in Character</w:t>
+        <w:t>How Do We Fix the Scandal That Is American Health Care?</w:t>
       </w:r>
     </w:p>
     <w:p>
@@ -17,22 +17,22 @@
     </w:p>
     <w:p>
       <w:r>
-        <w:t>Date: 1990-12-02</w:t>
+        <w:t>Date: 2023-08-20</w:t>
       </w:r>
     </w:p>
     <w:p>
       <w:r>
-        <w:t>Section: Section 6;; Section 6; Page 55; Column 1; Magazine Desk; Column 1;</w:t>
+        <w:t>Section: Section SR; Column 0; Editorial Desk; Pg. 8</w:t>
       </w:r>
     </w:p>
     <w:p>
       <w:r>
-        <w:t>Source file: NYT/53.DOCX</w:t>
+        <w:t>Source file: NYT/5.DOCX</w:t>
       </w:r>
     </w:p>
     <w:p>
       <w:r>
-        <w:t>Raw locations result, 'locations': ['United Kingdom']</w:t>
+        <w:t>Raw locations result, 'locations': ['Mississippi']</w:t>
       </w:r>
     </w:p>
     <w:p>
@@ -49,191 +49,120 @@
     </w:p>
     <w:p>
       <w:r>
-        <w:t>Long before the forehead furrowed and the skin around the eyes shriveled into sacs, John Hurt wore a worried look.</w:t>
+        <w:t xml:space="preserve">It's not just that life expectancy in Mississippi (71.9) now appears to be a hair shorter than in Bangladesh (72.4). Nor that an infant is some 70 percent more likely to die in the United States than in other wealthy countries. </w:t>
         <w:br/>
-        <w:t>"When I was a boy at Lincoln School in Britain," he recalls, "I had an English teacher, Mr. Crowther, who'd say, 'Stop looking so, so . . .' -- he wanted to use the word 'hurt' but suddenly remembered it was my name -- 'so injured.' "</w:t>
+        <w:t xml:space="preserve">  Nor even that for the first time in probably a century, the likelihood that an American child will live to the age of 20 has dropped.</w:t>
         <w:br/>
-        <w:t>Across the years, the look deepened: the skin gathered into pleats, the eyelids to reptilian hoods. It is now, at 50 years old, a physiognomy film makers find eloquent.</w:t>
+        <w:t xml:space="preserve">  All that is tragic and infuriating, but to me the most heart-rending symbol of America's failure in health care is the avoidable amputations that result from poorly managed diabetes.</w:t>
         <w:br/>
-        <w:t>"John's got a tremendous sadness in his eyes," says David Puttnam, the producer. "And that may be an actor's greatest asset, because he can convey pain."</w:t>
+        <w:t xml:space="preserve">  A medical setting cannot hide the violence of a saw cutting through a leg or muffle the grating noise it makes as it hacks through the tibia or disguise the distinctive charred odor of cauterized blood vessels. That noise of a saw on bone is a rebuke to an American health care system that, as Walter Cronkite reportedly observed, is neither healthy, caring nor a system.</w:t>
         <w:br/>
-        <w:t>Such empathy, of course, is born principally of experience. John Hurt's art -- his critically acclaimed ability to project, imaginatively, the most profound moments in life -- has been dearly won. By his own reckoning, and by the accounts of those close to him, Hurt has known privation, wantonness and great loss -- the artist's classic vicissitudes." In short, says Puttnam, "He's led an extraordinary life.</w:t>
+        <w:t xml:space="preserve">  Dr. Raymond Girnys, a surgeon who has amputated countless limbs here in the Mississippi Delta, one of the poorest and least healthy parts of America, told me that he has nightmares of ''being chased by amputated legs and toes.''</w:t>
         <w:br/>
-        <w:t>HERE ON THE CANADIAN PRAIRIE, JOHN HURT seems at peace. At the moment, he is sitting in a small motor home that serves as a dressing room on the broad plains of southern Alberta, a boundless table top of Kelly green and harvest gold beneath a dome of blue. It is a warm day under a late-summer sun, and Hurt is at work on a movie entitled "Lapse of Memory," an adaptation by the director Patrick Dewolf of "I Am the Cheese," a psychological thriller by Robert Cormier.</w:t>
+        <w:t xml:space="preserve">  ''It starts from the bottom up,'' Dr. Girnys said, explaining how patients arrive with diabetic wounds on the foot that refuse to heal in part because of diminished circulation when blood sugar is not meticulously managed in a person with diabetes. Dr. Girnys initially tries to clean and treat the lesions, but they grow deeper, until he has to remove a toe.</w:t>
         <w:br/>
-        <w:t>"Lapse of Memory" is the actor's 36th feature film. The quality of these movies has been mixed -- from a piece of foolishness called "Partners," in 1982, in which he played a homosexual policeman, to Michael Radford's gritty remake of "1984," in which Hurt is Orwell's hero, Winston Smith. But good vehicle or bad, Hurt's performances across the last 28 years have, almost without exception, been admired.</w:t>
+        <w:t xml:space="preserve">  When more wounds develop, he takes off the foot in the hope of saving the rest of the leg. New wounds can force him to amputate the leg below the knee and perhaps, finally, above the knee. After that, Dr. Girnys said, the patient is likely to die within five years.</w:t>
         <w:br/>
-        <w:t>He has twice been nominated for an Academy Award: in 1978 for his portrayal of a degenerate narcotics addict in David Puttnam's "Midnight Express" and in 1981 for the lead role of John Merrick in "The Elephant Man." On television, as Quentin Crisp in "The Naked Civil Servant" and Caligula in "I, Claudius," he was, according to John J. O'Connor of The New York Times, "brilliant" and "daring and memorable."</w:t>
+        <w:t xml:space="preserve">  A toe, foot or leg is cut off by a doctor about 150,000 times a year in America, making the United States a world leader of these amputations.</w:t>
         <w:br/>
-        <w:t>Even the industry's top directors seem to hold him in awe.</w:t>
+        <w:t xml:space="preserve">  I'll be blunt: America's dismal health care outcomes are a disgrace. They shame us. Partly because of diabetes and other preventable conditions, Americans suffer unnecessarily and often die young. It is unconscionable that newborns in India, Rwanda and Venezuela have a longer life expectancy than Native American newborns (65) in the United States. And Native American males have a life expectancy of just 61.5 years -- shorter than the overall life expectancy in Haiti.</w:t>
         <w:br/>
-        <w:t>"John Hurt is simply the greatest actor in the world," says David Lynch, who directed "The Elephant Man."</w:t>
+        <w:t xml:space="preserve">  But there are fixes, and three in particular would make a huge difference: expanding access to medical care; more aggressively addressing behaviors like smoking, overeating and drug abuse; and making larger societywide steps to boost education and reduce child poverty. One reason to believe that we can do better on health care outcomes is that much of the rest of the world already does.</w:t>
         <w:br/>
-        <w:t>Jim Sheridan, the director of "My Left Foot," worked with Hurt on "The Field," which opens Dec. 21, and stars Richard Harris and Tom Berenger. He says Hurt is "like a snooker player -- deadly accurate."</w:t>
+        <w:t xml:space="preserve">  This is the third essay in my series about how we can better help the millions of Americans left behind. We in journalism mostly cover problems: We typically write about planes that crash, not planes that land. But this series aims to offer solutions to challenges our nation faces.</w:t>
         <w:br/>
-        <w:t>For his part, Hurt thinks of himself as a character actor, but in the European, rather than the Hollywood, mold. In America, character actors are apt to assume one character -- the lovable sot, the fumbling intellectual -- for the life of their career. Abroad, however, "a character actor," says Hurt, "is someone who can play, literally, very different characters." And his list of personas is a long one.</w:t>
+        <w:t xml:space="preserve">  A Superpower Where Many Citizens Die Young</w:t>
         <w:br/>
-        <w:t>In Laurence Olivier's "King Lear," he played the Fool. In "10 Rillington</w:t>
+        <w:t xml:space="preserve">  A starting point is to avoid the myopia of Russia when it experienced a drop in life expectancy beginning in the 1980s and a rise in ''deaths of despair.'' Leaders took comfort in Russia's status as a military superpower and a standout in the sciences and performing arts; they blamed individuals' lack of personal responsibility for the deaths. They didn't understand that when so many people are sick and struggling, the ailment is deeper than individual weakness.</w:t>
         <w:br/>
-        <w:t>Place," he played a man hanged for a murder he did not commit; in "Champions," a jockey afflicted with cancer; in "Shout," a cuckolded church organist; in "A Man for All Seasons," the duplicitous Richard Rich, and in "Scandal," Stephen Ward, the osteopath at the center of the so-called Profumo affair, Britain's infamous imbroglio of politics and sex. (Hurt likes to joke that for a moment after "The Elephant Man," he thought he was in danger of being typecast: "What would you think would be the first part that was offered me following 'Elephant Man?' Try 'The Hunchback of Notre Dame.' ")</w:t>
+        <w:t xml:space="preserve">  Americans sometimes blithely boast of the best medical care in the world, and there is some truth to that. I have a friend who is alive today because of the success of immunotherapy to fight stage IV cancer.</w:t>
         <w:br/>
-        <w:t>And yet, at closer look, perhaps the roles he elects to play are not as varied as they seem. At the least, his characters are unorthodox; at the most, stubbornly eccentric. Witness Quentin Crisp's flamboyance, Winston Smith's quiet anarchy, Stephen Ward's celebration of sex.</w:t>
+        <w:t xml:space="preserve">  Our health technology and cutting-edge medicine is superb. Yet whatever the quantity and quality of our bone saws, the tragedy is that they are so often needed.</w:t>
         <w:br/>
-        <w:t>"There isn't such a thing as a regular guy," Hurt says, "not from the point of view of drama, but, yes, I am interested in characters who are misunderstood."</w:t>
+        <w:t xml:space="preserve">  America's health crisis is most evident among low-education and low-income Americans, notably people of color and particularly men.</w:t>
         <w:br/>
-        <w:t>Thus, he is usually an actor on the edge. "All those parts demand vulnerability, yes, the ability to expose things that would not normally be seen," he says. "That's what makes them exciting."</w:t>
+        <w:t xml:space="preserve">  ''The poorest men in the U.S. have life expectancies comparable to men in Sudan and Pakistan; the richest men in the U.S. live longer than the average man in any country,'' researchers with the Opportunity Insights team at Harvard concluded. But while the gaps we focus on have to do with mortality, there are also enormous gaps in quality of life.</w:t>
         <w:br/>
-        <w:t>By contrast, the man who now sits in the trailer swatting at large black flies and waiting to be called out into the prairie sun for the next shot is retiring and rarely self-revealing.</w:t>
+        <w:t xml:space="preserve">  ''It's very rare that I've got somebody in that has just one health problem, or in for a wellness visit,'' said Yvonne Tanner, a nurse practitioner in the Mississippi Delta town of Itta Bena, with a population that is largely poor and Black. ''Everybody that I see is already very, very sick.'' Most have multiple diagnoses, she said, of hypertension, diabetes, arthritis and more.</w:t>
         <w:br/>
-        <w:t>JUST AFTER HIS 17TH birthday, John Hurt approached his parents. "Can't I go to acting school?" he asked.</w:t>
+        <w:t xml:space="preserve">  Tanner choked up and her eyes welled as she told me of a patient she had just seen, a 47-year-old woman with poorly managed diabetes whose legs were severely swollen. The woman didn't know why; Tanner did. It was end-stage kidney failure.</w:t>
         <w:br/>
-        <w:t>His mother, an amateur actress, had trod the boards in a local troupe. His father, a vicar, emoted from the pulpit. But, to his parents, acting was not a fit profession. "They thought it represented something risque and populist," Hurt recalls. "It was out of the question."</w:t>
+        <w:t xml:space="preserve">  That patient, who has teenage children, has a job, but it's not clear how she can keep it while getting three sessions of dialysis each week.</w:t>
         <w:br/>
-        <w:t>So he went to art school instead, to learn to paint and draw; his parents hoped he might eventually teach. Three or four years passed. He still burned to act. Then, one night at a hamburger stand in London, he stumbled on a path to the stage.</w:t>
+        <w:t xml:space="preserve">  Type 2 diabetes, the kind that is linked to diet and inactivity, used to be called adult-onset diabetes but now affects children as well -- and it encapsulates American ill health. It reflects the brilliance of soda companies and fast-food companies at marketing their products -- in ways that are good for corporate profits but disastrous for American health. Type 2 diabetes often strikes the poor and marginalized who live chaotic lives without insurance, seek cheap calories in food deserts and struggle to manage budgets and insulin levels. The upshot is often dialysis, amputations and disability.</w:t>
         <w:br/>
-        <w:t>"I met these two Australian girls who were with Lucillio's Spanish Traveling Dance Band and they invited me to a party," he recalls. "Well, I had some wine and started fooling around, doing impressions and bits. All of a sudden one of them said, 'You ought to be an actor.' I said, 'How?' She said, 'Audition for the Royal Academy of Dramatic Arts.'</w:t>
+        <w:t xml:space="preserve">  Statisticians have tried to calculate what they call ''healthy life expectancy'' in a population -- the number of years an average person in a country can live a normal life, before amputations, dialysis, blindness or other setbacks. In the United States, that is just 66.1 years, shorter than in Turkey, Sri Lanka, Peru, Thailand and other countries that are much poorer. My dad was an Armenian refugee who fled Romania and was thrilled to settle in America; now Armenia and Romania both have longer healthy life expectancy than the United States.</w:t>
         <w:br/>
-        <w:t>"At the time, 1960, I was penniless, living in a one-room basement flat where the walls ran with damp. For two days before the audition, I went without food. I fell asleep on the steps of the theater waiting for the audition.  When I got on, I was so nervous and undernourished, I dried up 20 times during my speeches. Luckily they weren't looking for polished performers and I got a scholarship."</w:t>
+        <w:t xml:space="preserve">  One Step Forward: Expand Access to Care</w:t>
         <w:br/>
-        <w:t>Among his contemporaries at the prestigious academy were Sarah Miles, Tom Courtenay and Ian McShane. Students were taught classic dramatic technique -- to use their imagination in creating a role, to interpret a part from the script, rather than build an analogue based on observation and life, the way of the so-called Method school of acting that was then taking hold across the Atlantic.</w:t>
+        <w:t xml:space="preserve">  Here's a simple step to improve access to health care: Expand Medicaid.</w:t>
         <w:br/>
-        <w:t>By 1963, he had made a number of appearances on the London stage, and that year the critics named him Britain's most promising newcomer. By the end of 1966, he had been married and divorced, had appeared in several films, among them "A Man for All Seasons," and had performed with the Royal Shakespeare Company in David Mercer's "Belcher's Luck."</w:t>
+        <w:t xml:space="preserve">  Ten states, including Mississippi, still have not done so even though nearly all the funds would come from the federal government. Partly as a result, some hospitals are cutting back services in Mississippi and are at risk of closing.</w:t>
         <w:br/>
-        <w:t>In 1967, he met Marie-Lise Volpeliere-Pierrot, a French model with whom, it quickly became clear, he expected to spend the rest of his life. Lise, as everyone called her -- long-necked, dark-haired, beautiful -- became much more than a lover and companion. Theirs was not a romance exactly, but according to those who knew the two, more of a spiritual bonding.</w:t>
+        <w:t xml:space="preserve">  A cartoon in Mississippi Today recently showed a patient asking a doctor, ''How long do I have, doc?'' The physician replies: ''Longer than this hospital.''</w:t>
         <w:br/>
-        <w:t>"She was an odd combination, not technically his wife, but his wife, also his best critic, his best friend," says one of Hurt's oldest friends, Edgar Bronfman Jr., the president of Joseph E. Seagram &amp; Sons, whom Hurt met on a film set in 1971. "And because they were so involved with each other in so many areas, they had a mercurial relationship."</w:t>
+        <w:t xml:space="preserve">  Even much poorer countries manage to provide universal health care. I visited hospitals recently in the West African nation of Sierra Leone, which mostly provides free prenatal care without any complicated bureaucracy, so 98 percent of women get some prenatal care -- which appears to be a hair higher than in Florida. Granted, Florida medicine is far more sophisticated than that in Sierra Leone, but that may not matter for those outside the health care system.</w:t>
         <w:br/>
-        <w:t>They were "like brother and sister," says Don Boyd, a British director and for the last 15 years part of Hurt's small personal circle. "Lise of all the people I've seen with John was the least awe-struck by his personality. And she was good at coping with his drinking habit. At one stage, she told him, 'If you continue to drink, you're going to die.' "</w:t>
+        <w:t xml:space="preserve">  Dr. Kim Sanford, an ob-gyn in the Mississippi Delta, told me about a 74-year-old woman who came in recently to have an IUD removed. She had had it inserted after her daughter was born 46 years ago and hadn't seen a gynecologist since.</w:t>
         <w:br/>
-        <w:t>On the morning of Jan. 15, 1983, "cold, wet, nasty altogether," remembers Hurt, the couple went horseback riding close to their house at Ascot Under Wychwood near Oxford. Hurt was about to begin "Champions," in which he would play the part of a jockey. "I needed to get my seat back," he recalls. "We'd been out about 40 minutes. The horses weren't getting on that well. One put its foot in a hole, stumbled and set the other horse off, then both went crashing off down the lane. There were walls on either side of us and we couldn't get off of the road. Suddenly I got thrown; Lise went belting off, trying to catch my mount. All at once, she lost her stirrup, came out the back door and landed on her head in the middle of the road. She went into a coma at the hospital and never came out." She died that day. "We had been together for 16 years and that was that."</w:t>
+        <w:t xml:space="preserve">  Some 28 million Americans lack medical insurance. An even larger number of Americans -- 77 million -- lack dental coverage.</w:t>
         <w:br/>
-        <w:t>The loss, according to Bronfman, Boyd and others, set the actor spinning.</w:t>
+        <w:t xml:space="preserve">  Cost is often the argument against expanding access to health care. But it's hard to understand how just about every other advanced country can afford universal care and the United States can't. And consider that 94 percent of Americans with substance-use disorder do not get treatment, even though this pays for itself many times over. Our policy often seems driven less by cost considerations than by indifference, even cruelty.</w:t>
         <w:br/>
-        <w:t>HURT IS A LEAN FIGURE, 5 feet 9 inches, 145 pounds, with straight auburn hair, tousled a bit in front, brown eyes, a freckled almost ruddy complexion and a walk that is tentative, sometimes cautious.</w:t>
+        <w:t xml:space="preserve">  Improving access to health care can also take other forms, such as improving outreach and increasing diversity in the ranks of health workers. Researchers have found, for example, that Black patients have better outcomes with Black doctors.</w:t>
         <w:br/>
-        <w:t>He speaks in the baritone of a country vicar, a voice, in fact, that on the telephone is a dead ringer for his father's. Since he is possessed by the urge to perform, he delights in telling stories and can usually spin a simple anecdote into a small set piece.</w:t>
+        <w:t xml:space="preserve">  Rethinking Health Behaviors</w:t>
         <w:br/>
-        <w:t>Here, for example, Richard Attenborough, the actor and director, summons him to a screen test for the lead role in "Gandhi":</w:t>
+        <w:t xml:space="preserve">  Those of us on the left have mostly been fighting to increase health care coverage, and that's important. But outcomes are driven not just by access or socioeconomic status. Hispanics lack health insurance at high rates, yet have a longer life expectancy than white Americans and often a lower maternal mortality rate.</w:t>
         <w:br/>
-        <w:t>"I went down there and they did the most cursory makeup job. Then they put me in a nappy. Well, I looked like a Welsh rugby player with a diaper, wearing brown boot polish on my body, with my hair scrabbled back and talking 'like dis, you know?' After Ben Kingsley got the part, Attenborough rang back, apologized and said, 'It was just the makeup, Johnny darling' -- he talks like that -- 'just the makeup, deary, really, seriously, you could play it standing on your head, lovey.' At the time, I thought, 'How on earth do you play Gandhi standing on your head?' "</w:t>
+        <w:t xml:space="preserve">  Part of the explanation for this ''Hispanic paradox'' may be strong families, community support systems and healthy behaviors. Raj Chetty, a Harvard economist, has found that behaviors -- such as smoking, eating habits and exercise -- affect life expectancy even more than access to health care.</w:t>
         <w:br/>
-        <w:t>Just now, returning to the trailer from the set -- a hollow of green in a provincial park near the Montana border -- the good-natured storyteller is now brimming with bile.</w:t>
+        <w:t xml:space="preserve">  One crucial fix, in short, is to influence health behaviors. This is difficult but not impossible. Just since 2005, the share of American adults who smoke has dropped by almost half. And America's teenage birthrate has plummeted by an astonishing 77 percent since 1991, partly because of comprehensive sex education and increased access to long-acting contraceptives.</w:t>
         <w:br/>
-        <w:t>One of his co-players, Matthew Mackay, a nervous 16-year-old from Montreal, in his first major part in a feature film, has nettled the star. The offense took place during a scene in which Hurt was required to run through the park with Mackay chasing him on a bicycle. After the fourth take, Hurt, panting, turned and asked the director if he wanted more expression.</w:t>
+        <w:t xml:space="preserve">  One step that might reduce consumption of sugary snacks is a soda tax, modeled on the cigarette tax. Such taxes are regressive but seem effective at reducing consumption of harmful products.</w:t>
         <w:br/>
-        <w:t>"Do you want me to act," he asked Dewolf, "or just run?" "Just run," came the reply.</w:t>
+        <w:t xml:space="preserve">  More fundamentally, though, self-harming behaviors arise from a context. The genesis for this series was a crisis in behavioral health in my hometown in rural Oregon, where more than one-quarter of the children on my old No. 6 school bus are now dead from drugs, alcohol and suicide. Looking back, the central problem was the same as in many working-class communities across the country: the loss of good union jobs followed by despair and loneliness -- and the arrival of meth and opioids.</w:t>
         <w:br/>
-        <w:t>And it was then that Mackay, no doubt meaning nothing more than mischief, asserted himself.</w:t>
+        <w:t xml:space="preserve">  It was poverty, but a poverty of purpose as well as of the wallet. It was a hopelessness that sabotaged marriages and sapped self-esteem and self-care. In talking to doctors and nurses over the years, I've been struck by how often they mentioned that men are reluctant to get preventive care or treatment. They say that when men do come in, it's often because they're nudged by their wives -- but as the institution of marriage has crumbled in working-class America, there often aren't wives to save their husbands' lives.</w:t>
         <w:br/>
-        <w:t>"That's O.K., John," he said, impertinence ringing from every word, "you can leave the acting to me."</w:t>
+        <w:t xml:space="preserve">  Researchers tried to calculate how many people poverty kills each year in the United States, and their estimate was 183,000 -- many times the number of homicides annually.</w:t>
         <w:br/>
-        <w:t>And now, in the trailer, Hurt is fuming: "That little bugger," he says, teeth clenched, "Larry Olivier would have eaten him alive for that."</w:t>
+        <w:t xml:space="preserve">  Dr. Thomas Dobbs, the dean of the school of population health at the University of Mississippi, wrestles daily with health consequences of inequality, including syphilis that is now spreading rapidly. I asked Dr. Dobbs what he would most like to do to improve health outcomes, and I assumed he would name some medical interventions.</w:t>
         <w:br/>
-        <w:t>"WHEN I SAY THAT ACTING IS just a rather more sophisticated way of playing cowboys and Indians," says Hurt, "it's my way of trying to quash all the pretentious crap that's said about acting. What I mean is, if you pretend well enough, the audience will believe you. By the way, I was always an Indian.</w:t>
+        <w:t xml:space="preserve">  ''Desegregate schools and fix criminal justice,'' he said. ''That's what I would do.''</w:t>
         <w:br/>
-        <w:t>"It's your imagination that creates something, not research. People say, 'John, do you relate to a character?' Relate? How the hell do you relate to Caligula? You damn well imagine a character, and if you can't do that, go home.</w:t>
+        <w:t xml:space="preserve">  The point is that America's health dysfunction is rooted in a broader national dysfunction, including deep intergenerational poverty and despair. The medical system can efficiently amputate a foot, but an improvement in self-care of diabetes sometimes requires an injection of hope and improvements in education, job training, earnings and opportunity.</w:t>
         <w:br/>
-        <w:t>"In front of the camera, you try to do subtle, telling things and hope the director, and the camera, notices," he continues. "You can feel when you pass something through the camera. The old Alan Ladd story is the best one in that respect. He came back from a long day of shooting out in the dusty Arizona desert and someone said, 'Did you have a good day, Alan?' In his soft rasp, he said, 'Yup, a couple of good looks.' "</w:t>
+        <w:t xml:space="preserve">  This is important because in America our problem is not just that people die in their 70s rather than their 80s. Dr. Steven H. Woolf of the Virginia Commonwealth University School of Medicine has found that because of guns, suicides and accidental deaths, child mortality in the United States is rising rather than falling -- in a way that he doesn't believe has any precedent in the past 100 years.</w:t>
         <w:br/>
-        <w:t>The director Jim Sheridan says Hurt is "not one of those people who lives the part, you know, but rather turns it on and off." Method actors try to "get involved in the interior life of the character," says Sheridan. Hurt, on the other hand, takes an idiosyncratic approach, looking for a trademark, a peculiarity, a quirk as emblem for the whole. "He doesn't build a character in a documentary way. He's more like an impressionist."</w:t>
+        <w:t xml:space="preserve">  As a result, notes John Burn-Murdoch of The Financial Times, in any class of 25 American kindergartners, one child on average will die by middle age.</w:t>
         <w:br/>
-        <w:t>The best example of this, and the use of his imagination, is Hurt's work in "The Elephant Man," the story of John Merrick, hideously disfigured, a victim in the late-19th century of what was thought to be neurofibromatosis.</w:t>
+        <w:t xml:space="preserve">  Dr. Yasmin Cheema, a pediatrician in the town of Clarksdale in the Delta, told me of the obesity and diabetes she sees even in children. A 10-year-old boy recently fainted in her waiting room; it turned out that he was in shock with undiagnosed diabetes. Dr. Cheema called 911.</w:t>
         <w:br/>
-        <w:t>To play the part, during each day of shooting Hurt sat for seven hours while a makeup artist applied 22 pieces of prosthetic makeup. The mask, in effect, made him appear a monster, but the character he created from beneath it was almost angelic, "truly remarkable," wrote Vincent Canby in The New York Times.</w:t>
+        <w:t xml:space="preserve">  After telling me the story, Dr. Cheema stepped into the next room to do a physical on a 14-year-old boy. He weighed 295 pounds.</w:t>
         <w:br/>
-        <w:t>"It occurred to me as we went along," says Hurt, "that this was a creature that was totally without malice. I mean, he was a saint in that sense. So I had to find a voice that was the opposite of his physical image, a sweet voice, refined, something that, against his face, would be a total shock. I had to get the audience to love me."</w:t>
+        <w:t xml:space="preserve">  A Model in the Mississippi Delta</w:t>
         <w:br/>
-        <w:t>The voice, key to the role, "was beautifully tender," says David Lynch, the director. "Every move and sound was right; John was the guy. He totally gave up his own personality. That's a kind of cosmic feat, a huge, frightening thing. He's the greatest actor I've ever worked with."</w:t>
+        <w:t xml:space="preserve">  One model effort to reach young people and address behaviors in the Mississippi Delta is the Delta Health Alliance. It has helped build a wellness center in the town of Leland, with a gym, yoga classes and an on-site nutritionist who teaches how to cook healthy meals.</w:t>
         <w:br/>
-        <w:t>The technique behind this achievement, of course, is so discreet it's almost imperceptible.</w:t>
+        <w:t xml:space="preserve">  The Delta Health Alliance tries more broadly to address the ''social determinants of health'' that sometimes lead to obesity, smoking and poor health outcomes. This means supporting education beginning with pre-K, promoting mentoring, organizing job training and much more.</w:t>
         <w:br/>
-        <w:t>Here on the prairie late in the afternoon, the actor again is called to the set. In a previous scene, the main character has chased his son headlong down a wide concrete spillway toward the edge of a dam. But to have continued the sequence, reversing the angle and filming from the edge, would have been too dangerous, so a simulated precipice was constructed of plywood and set nearby on a grassy knoll. Now, as the actors assume their marks on this ersatz precipice, the director reminds them that they should appear breathless from a long run.</w:t>
+        <w:t xml:space="preserve">  ''We realized we could help a lot of 50- or 60-year-old diabetics, but that's not fixing the problem, the generational poverty problem that starts when kids are born,'' said Karen Matthews, president of the Delta Health Alliance.</w:t>
         <w:br/>
-        <w:t>Mackay begins to hop in place, trying to get himself winded. Hurt, meanwhile, stands almost motionless, idly sipping a cup of tea.</w:t>
+        <w:t xml:space="preserve">  The alliance tracks metrics closely, and its approach seems to be reducing poverty and improving health outcomes. It's as essential an investment in health as CT scanners.</w:t>
         <w:br/>
-        <w:t>"O.K., ready?" says the director.</w:t>
+        <w:t xml:space="preserve">  More broadly, we know how to cut child poverty, because we've done it: The United States cut it by almost half in 2021, largely with the refundable child tax credit. But Congress allowed the program to lapse, and child poverty is rising again.</w:t>
         <w:br/>
-        <w:t>The teen-ager, finally panting, stops bouncing. Hurt yawns and tosses his cup into the tall grass.</w:t>
+        <w:t xml:space="preserve">  Some may scoff that short life spans are a result of personal irresponsibility, such as eating too many sugary snacks, exercising too little or abusing alcohol. It's true that personal choices shape our health, but so do our collective choices about expanding Medicaid, extending the child tax credit, providing adequate drug treatment and educating people about health choices. If we believe in personal responsibility for others, we should accept collective responsibility for ourselves.</w:t>
         <w:br/>
-        <w:t>"Action," says Dewolf, and, with that, Hurt suddenly is doubled over, so completely out of breath it seems he's been sprinting for miles. The small deception is stunning, a work of pure imagination.</w:t>
+        <w:t xml:space="preserve">  It would have been unimaginable even a decade ago that Bangladesh could overtake an American state in life expectancy. That is a reflection of our choices, personal and collective, and we can do better.</w:t>
         <w:br/>
-        <w:t>"That's a wrap," says Dewolf, smiling. "See, you tomorrow, John . . . for your death."</w:t>
+        <w:t xml:space="preserve">  The Times is committed to publishing a diversity of letters to the editor. We'd like to hear what you think about this or any of our articles. Here are some tips. And here's our email: letters@nytimes.com</w:t>
         <w:br/>
-        <w:t>"Oh, another death, is it?" says Hurt, laughing. "Well, I'll add it to the list."</w:t>
+        <w:t xml:space="preserve">  September Dawn Bottoms is an award-winning documentary photographer based in Oklahoma. Her work focuses on mental illness, family, poverty, and the intersection of the three.</w:t>
         <w:br/>
-        <w:t>HE GREW UP PART OF THE manse, the third child of Phyllis Hurt and the Rev. Arnould Herbert Hurt. In his early years, the family lived in Britain's Midlands and along its east coast, a land of collieries and potteries, gritty villages and hard, working-class towns.</w:t>
         <w:br/>
-        <w:t>He passed his childhood at St. Michael's School, a small Anglican academy for the sons of the middle-class clergy. And it was here, at the age of 9, in the Maeterlinck fantasy "The Blue Bird," that John Hurt became stage-struck:</w:t>
-        <w:br/>
-        <w:t>"I remember going across the footlights and saying to myself, 'I'm at home here.' " St. Michael's was also a place steeped in ritual. The trappings and devices of high-Anglican ceremony -- incense and rose petals, the gold cloth over the monstrance, the reprise of prayers and ringing chants -- all imbued the boy was a passion for drama and scene.</w:t>
-        <w:br/>
-        <w:t>"Talk about being brought up with a sense of theater," he says. "It was a fantastic show."</w:t>
-        <w:br/>
-        <w:t>He was, however, a student with "a hopeless record" and, after he failed the entrance exam to a private secondary school, he found himself at a proletarian warehouse in Lincoln, isolated, estranged.</w:t>
-        <w:br/>
-        <w:t>"Lincoln School was what you in America call a public school, maybe a thousand students. At first I was the vicar's son, very different from them."</w:t>
-        <w:br/>
-        <w:t>"It was a bit of a trial for John," says his father. "He didn't fit in very well. He also had a far from understanding headmaster there. John was too much of an individual for him."</w:t>
-        <w:br/>
-        <w:t>"The headmaster loathed me," Hurt remembers. "But to get along with the others, I quickly learned to become working-class, a reactionary, a teddy, a low life. I even changed accents. I hated it."</w:t>
-        <w:br/>
-        <w:t>Back home, however, he refused to play the changeling. Says a close friend: "The thing you must remember most about John is that he found himself at an early age in disagreement with all those deeply conservative religious values of his family and was always kicking against his father's principles, always gripped by his own intrinsic individuality."</w:t>
-        <w:br/>
-        <w:t>In other words, like the characters he now embraces, he was a misfit.</w:t>
-        <w:br/>
-        <w:t>Perhaps this, in part, explains why John Hurt now seems so frequently aggrieved.</w:t>
-        <w:br/>
-        <w:t>"It's also just his emotional makeup," says Edgar Bronfman. "John's an artist, not an actor making a living, and most artists are a wailing open sore. I think there is no rationally explaining the demons with great artists. John is just constantly at war with himself."</w:t>
-        <w:br/>
-        <w:t>In the past, the weapon often has been alcohol.</w:t>
-        <w:br/>
-        <w:t>"There were times when he was a boring drunk and prickly, contentious," says his friend Don Boyd.</w:t>
-        <w:br/>
-        <w:t>"His problem has never affected his work," says Bronfman, "but he's had a real struggle."</w:t>
-        <w:br/>
-        <w:t>For his part, Hurt says only: "I try to keep the dark side of my life to myself. I don't believe in wearing that on one's sleeve."</w:t>
-        <w:br/>
-        <w:t>After Lise died in 1983, the war escalated. The year before, Hurt had met a television actress who was tending bar in a Los Angeles restaurant. Now, six months after Lise's death, he asked her to live with him. Six months after that, they were married. "You've heard of Cinderella stories?" he says. "Well, as someone I know put it, this turned out to be a Godzilla story." They were, he went on, hopelessly ill-matched. Along the way, he decided to build a house in Kenya, a sprawling hacienda. The couple spent barely two months there. Looking back, says Hurt, "the house in Kenya was as crazy as the marriage."</w:t>
-        <w:br/>
-        <w:t>Then, in 1988, he went to London to begin work on "Scandal" and there met Joan -- or Jo as everyone calls her -- Dalton, an assistant to the director, Michael Caton-Jones.</w:t>
-        <w:br/>
-        <w:t>One weekend, Hurt left the set without his script and Dalton was asked to ferry it to his flat. "We met and had this incredible conversation," she recalls. "It was like we'd known each other forever. I thought I'd be sad when the film ended because I wouldn't be able to have these conversations anymore. It was completely guileless." One day Hurt emerged from his dressing room and told Jo Dalton he was going to end his marriage.</w:t>
-        <w:br/>
-        <w:t>"Oh," she said, "I see the penny's finally dropped."</w:t>
-        <w:br/>
-        <w:t>She was 30, once married, an American from New Jersey educated in Canada and a former producer of television commercials and pop videos. He was 48, "near to a nervous breakdown," she says.</w:t>
-        <w:br/>
-        <w:t>The romance revived Hurt. Soon, he convinced Dalton to move into the Savoy Hotel with him.</w:t>
-        <w:br/>
-        <w:t>"I must say, I really turned it on," he remembers. "I was driven to do so. I knew if I let this bus pass, it was not going to stop again. This was the first time I'd ever really fallen in love."</w:t>
-        <w:br/>
-        <w:t>Jo Dalton was frightened: "I thought, no, God, it's too much like all those movies. Here's this leading actor and this girl who's working on her first film. We tried to keep it sort of quiet. I said to myself, 'This is splendid, romantic and mad, but, I mean, is it going to come to any good?' "</w:t>
-        <w:br/>
-        <w:t>JO DALTON HURT IS A TALL, poised, accessible woman with straight blond hair, light blue eyes and a fair complexion. At the moment, she is standing at a kitchen counter, chatting amiably and grinding baby food.</w:t>
-        <w:br/>
-        <w:t>John, Jo and Alexander Hurt -- Sasha, as they call him, a first for both -- age 10 months, have taken up residence in a powder-blue lakeside cottage rented for the duration of the shoot. It is Sunday, gray and wet, a day of rest for cast and crew. The actor has his hands in the sink, doing the dishes; his wife begins spooning out lunch for their infant son.</w:t>
-        <w:br/>
-        <w:t>"Let me tell you what happened when my parents found out about us," she says. "I called my mother and said, 'You're not going to believe this, but I'm kind of seeing John Hurt.' At first, she was very excited. Then she went to the video shop. She got out 'Midnight Express,' in which he plays a junkie, then 'The Hit,' where he plays a hit man, then 'I, Claudius,' where he's this crazed emperor. Two weeks later, I got a phone call. Her voice was an octave higher. 'Honey,' she says, 'are you O.K.?' "</w:t>
-        <w:br/>
-        <w:t>Jo Hurt says her husband still suffers from chronic disquiet. "To be honest, he's desperately pained by things all the time, from people around him to the world situation -- battered around, you know, bumped on the head everywhere he goes," she says.</w:t>
-        <w:br/>
-        <w:t>But marriage and fatherhood seem to have given the actor at least a few moments of equanimity.</w:t>
-        <w:br/>
-        <w:t>"He has a self-confidence I have not seen in a long time, and I'm sure it has something to do with Jo and the baby," says Don Boyd.</w:t>
-        <w:br/>
-        <w:t>"His relationship with Lise didn't satisfy the need for a deep and abiding love," says Bronfman. "He has that with Jo and that has brought him a great deal of inner peace."</w:t>
-        <w:br/>
-        <w:t>The Hurts recently settled in Ireland and are renovating an 18th-century Georgian farmhouse that sits on 13 acres some 50 miles from Dublin. "Ireland is a bright nation," says Hurt. "It's poetic. In England, if you turn up in the morning looking like disaster, they say, 'John, Jesus, you look like hell.' But in Ireland, they say, 'Johnny, you look like you had a great night last night, lad.' I like the Irish immensely."</w:t>
-        <w:br/>
-        <w:t>Meanwhile, his career keeps to its quiet, even track. It is unlikely that John Hurt will achieve stardom, at least as Americans think of it. He does not, for example, "work Hollywood," cultivating producers, directors and studio plutocrats. "John simply doesn't play the Hollywood game," says one friend. "If you go to Hollywood," says the director Jim Sheridan, "you have to change your identity. To become successful there, you literally have to become someone else. John's been relatively successful without doing that."</w:t>
-        <w:br/>
-        <w:t>Hurt, keeping in character, answers with an anecdote: "David Niven once said: 'I'm a reasonably paid second-rate star who usually gets a part after someone else has turned it down. I never overprice myself because I like to keep working.' "</w:t>
-        <w:br/>
-        <w:t>He is likely one of the least acquisitive actors in the industry. He pines for no role, chases no script, advances no image. In fact, for more years than he can remember, he had no mirror in the house.</w:t>
-        <w:br/>
-        <w:t>And although he finally seems settled -- "One has one's ups and downs; I'm feeling rather up at the minute" -- the wrinkles, folds and crow's feet will always leave him with an aspect of melancholy, a hint of distress.</w:t>
-        <w:br/>
-        <w:t>"So what if it looks as if he hasn't slept in 25 years," says Jo Hurt. "He's been up doing interesting things."</w:t>
+        <w:t>https://www.nytimes.com/2023/08/16/opinion/health-care-life-expectancy-poverty.html</w:t>
         <w:br/>
         <w:br/>
         <w:t>Graphic</w:t>
@@ -241,7 +170,11 @@
         <w:br/>
         <w:t xml:space="preserve"> </w:t>
         <w:br/>
-        <w:t>Photos: John Hurt (pg. 55); John and Jo Hurt with their 10-month-old son, Alexander, on the estate of one of their neighbors 50 miles outside Dublin. A monument is in the background (pg. 103) (Dudley Reed for the New York Times)</w:t>
+        <w:t>PHOTOS: Below: Shirlene Mays follows up with her doctor at Greenwood Leflore Hospital after having her toes amputated because of diabetes. Opposite, top: Burt Saucier, also diabetic, gets a checkup at the hospital after having all of the toes on his right foot removed</w:t>
+        <w:br/>
+        <w:t>bottom, Sandra Stringfellow, who lost a leg from complications of the disease, tries to pull herself into bed. (PHOTOGRAPHS BY SEPTEMBER DAWN BOTTOMS FOR THE NEW YORK TIMES) (SR8</w:t>
+        <w:br/>
+        <w:t xml:space="preserve"> SR9) This article appeared in print on page SR8, SR9.</w:t>
       </w:r>
     </w:p>
     <w:sectPr>

--- a/example_articles/setting/Rural/2.setting_Rural_New_York_Times.docx
+++ b/example_articles/setting/Rural/2.setting_Rural_New_York_Times.docx
@@ -7,7 +7,7 @@
         <w:pStyle w:val="Heading1"/>
       </w:pPr>
       <w:r>
-        <w:t>How Do We Fix the Scandal That Is American Health Care?</w:t>
+        <w:t>Spaceman, Senator, V.P. Pick? Kamala Harris Sizes Up Mark Kelly.</w:t>
       </w:r>
     </w:p>
     <w:p>
@@ -17,22 +17,22 @@
     </w:p>
     <w:p>
       <w:r>
-        <w:t>Date: 2023-08-20</w:t>
+        <w:t>Date: 2024-07-26</w:t>
       </w:r>
     </w:p>
     <w:p>
       <w:r>
-        <w:t>Section: Section SR; Column 0; Editorial Desk; Pg. 8</w:t>
+        <w:t>Section: US; politics</w:t>
       </w:r>
     </w:p>
     <w:p>
       <w:r>
-        <w:t>Source file: NYT/5.DOCX</w:t>
+        <w:t>Source file: NYT/2.DOCX</w:t>
       </w:r>
     </w:p>
     <w:p>
       <w:r>
-        <w:t>Raw locations result, 'locations': ['Mississippi']</w:t>
+        <w:t>Raw locations result, 'locations': ['Arizona']</w:t>
       </w:r>
     </w:p>
     <w:p>
@@ -49,132 +49,83 @@
     </w:p>
     <w:p>
       <w:r>
-        <w:t xml:space="preserve">It's not just that life expectancy in Mississippi (71.9) now appears to be a hair shorter than in Bangladesh (72.4). Nor that an infant is some 70 percent more likely to die in the United States than in other wealthy countries. </w:t>
+        <w:t>The rugged border lands around Douglas, Ariz., dip through precipitous canyons and shoot skyward on rocky mountain walls, impossible terrain for a 30-foot steel bollard wall but not for the cartels smuggling people and contraband from Mexico.</w:t>
         <w:br/>
-        <w:t xml:space="preserve">  Nor even that for the first time in probably a century, the likelihood that an American child will live to the age of 20 has dropped.</w:t>
+        <w:t>Senator Mark Kelly, an Arizona Democrat under consideration to be Vice President Kamala Harris's running mate, knows this expanse well — a fact that even the state's Republicans acknowledge.</w:t>
         <w:br/>
-        <w:t xml:space="preserve">  All that is tragic and infuriating, but to me the most heart-rending symbol of America's failure in health care is the avoidable amputations that result from poorly managed diabetes.</w:t>
+        <w:t>Donald Huish, the G.O.P. mayor of Douglas, recounted a phone call with Mr. Kelly two weeks ago, when the two men talked through progress on making the small city an official, expanded port of entry into the United States. The senator has pushed hard for the move, and Mr. Huish has embraced it. Both of them see the plan as a way to inject economic stability into the region and possibly defang the coyotes and cartels prowling the passes.</w:t>
         <w:br/>
-        <w:t xml:space="preserve">  A medical setting cannot hide the violence of a saw cutting through a leg or muffle the grating noise it makes as it hacks through the tibia or disguise the distinctive charred odor of cauterized blood vessels. That noise of a saw on bone is a rebuke to an American health care system that, as Walter Cronkite reportedly observed, is neither healthy, caring nor a system.</w:t>
+        <w:t>"What gets me about Senator Kelly is, yes, we're in touch with staff on the issues, but he personally calls me on a regular basis, and I feel comfortable calling him," said Mr. Huish, who identifies as a strongly conservative Republican. "I'm sure he's taken some heat from some of his party concerning the border, but he understands it."</w:t>
         <w:br/>
-        <w:t xml:space="preserve">  Dr. Raymond Girnys, a surgeon who has amputated countless limbs here in the Mississippi Delta, one of the poorest and least healthy parts of America, told me that he has nightmares of ''being chased by amputated legs and toes.''</w:t>
+        <w:t>Mr. Kelly, 60, is a relative newcomer to politics. But he would bring to the Democratic ticket a résumé as remarkable as any political consultant could dream of: He is the working-class son of New Jersey police officers, a Navy pilot who flew 39 combat missions off the U.S.S. Midway in Operation Desert Storm, and a NASA astronaut and engineer who collected debris from the Columbia disaster, commanded a shuttle as the United States returned to space and flew the Space Shuttle Endeavour's final mission.</w:t>
         <w:br/>
-        <w:t xml:space="preserve">  ''It starts from the bottom up,'' Dr. Girnys said, explaining how patients arrive with diabetic wounds on the foot that refuse to heal in part because of diminished circulation when blood sugar is not meticulously managed in a person with diabetes. Dr. Girnys initially tries to clean and treat the lesions, but they grow deeper, until he has to remove a toe.</w:t>
+        <w:t>Oh, and he is married to Gabrielle Giffords, the former Arizona representative whose near-fatal brain injury in a mass shooting made her a symbol against gun violence, in her battleground state and beyond.</w:t>
         <w:br/>
-        <w:t xml:space="preserve">  When more wounds develop, he takes off the foot in the hope of saving the rest of the leg. New wounds can force him to amputate the leg below the knee and perhaps, finally, above the knee. After that, Dr. Girnys said, the patient is likely to die within five years.</w:t>
+        <w:t>All of that could be hugely helpful to Ms. Harris as she tries to recapture momentum among working-class voters and keep Arizona, where former President Donald J. Trump has been gaining an edge, winnable for Democrats.</w:t>
         <w:br/>
-        <w:t xml:space="preserve">  A toe, foot or leg is cut off by a doctor about 150,000 times a year in America, making the United States a world leader of these amputations.</w:t>
+        <w:t>But Mr. Kelly's special appeal, beyond what other potential running mates from swing states could provide, is his expertise on the technical issues and politics of the U.S.-Mexico border, perhaps Ms. Harris's biggest vulnerability, his backers say.</w:t>
         <w:br/>
-        <w:t xml:space="preserve">  I'll be blunt: America's dismal health care outcomes are a disgrace. They shame us. Partly because of diabetes and other preventable conditions, Americans suffer unnecessarily and often die young. It is unconscionable that newborns in India, Rwanda and Venezuela have a longer life expectancy than Native American newborns (65) in the United States. And Native American males have a life expectancy of just 61.5 years -- shorter than the overall life expectancy in Haiti.</w:t>
+        <w:t>"That's why I appreciate Senator Kelly: He sees the dichotomies, the differences, the challenges that are not all the same on the border," Mr. Huish said.</w:t>
         <w:br/>
-        <w:t xml:space="preserve">  But there are fixes, and three in particular would make a huge difference: expanding access to medical care; more aggressively addressing behaviors like smoking, overeating and drug abuse; and making larger societywide steps to boost education and reduce child poverty. One reason to believe that we can do better on health care outcomes is that much of the rest of the world already does.</w:t>
+        <w:t>A Trump supporter, Mr. Huish said he was not a fan of Ms. Harris. "Her heart's in the right place," he said. "Her policies are in the wrong place." But if Mr. Kelly joined the ticket, he said, it would cause him to "struggle a little bit" with this vote.</w:t>
         <w:br/>
-        <w:t xml:space="preserve">  This is the third essay in my series about how we can better help the millions of Americans left behind. We in journalism mostly cover problems: We typically write about planes that crash, not planes that land. But this series aims to offer solutions to challenges our nation faces.</w:t>
+        <w:t>Other vice-presidential contenders, like Gov. Andy Beshear of Kentucky and Gov. Roy Cooper of North Carolina, have made their reputations by winning over Republican voters. Two other governors in the mix, Josh Shapiro of Pennsylvania and Gretchen Whitmer of Michigan, hail from states that are perhaps more crucial to Democratic fortunes than Arizona, which, while President Biden carried it narrowly in 2020, was more of a capstone to his victory than a linchpin.</w:t>
         <w:br/>
-        <w:t xml:space="preserve">  A Superpower Where Many Citizens Die Young</w:t>
+        <w:t>Mr. Kelly's political identity is tied directly to his appeal to Republicans — not just voters but also politicians and personalities — in a state where the Grand Old Party is bitterly divided between old-line Republicans allied with the legacy of Senator John McCain and a new guard of Trump loyalists who hold their intraparty rivals in contempt.</w:t>
         <w:br/>
-        <w:t xml:space="preserve">  A starting point is to avoid the myopia of Russia when it experienced a drop in life expectancy beginning in the 1980s and a rise in ''deaths of despair.'' Leaders took comfort in Russia's status as a military superpower and a standout in the sciences and performing arts; they blamed individuals' lack of personal responsibility for the deaths. They didn't understand that when so many people are sick and struggling, the ailment is deeper than individual weakness.</w:t>
+        <w:t>As a fellow Navy combat pilot, Mr. Kelly bonded with Mr. McCain well before he entered politics, when he was best known in the state as Ms. Giffords's husband. He was elected to the Senate in 2020, beating Martha McSally, a fellow military pilot appointed to Mr. McCain's seat after his death, and then won a full term in 2022 by defeating a Trump-backed conservative, Blake Masters, by nearly five percentage points.</w:t>
         <w:br/>
-        <w:t xml:space="preserve">  Americans sometimes blithely boast of the best medical care in the world, and there is some truth to that. I have a friend who is alive today because of the success of immunotherapy to fight stage IV cancer.</w:t>
+        <w:t>Meghan McCain, a conservative media personality and the senator's daughter, estimated that about 15 percent of Arizona Republicans remained in the McCain wing. Mr. Kelly has been "not just respectful" to her father's legacy, she said, but "I'd go so far as deferential."</w:t>
         <w:br/>
-        <w:t xml:space="preserve">  Our health technology and cutting-edge medicine is superb. Yet whatever the quantity and quality of our bone saws, the tragedy is that they are so often needed.</w:t>
+        <w:t>"He's smart, he's charismatic, he has a vision," Cindy McCain, Mr. McCain's widow, said in an interview. "You look at his record and who he is as a person, he's a very lovely man, and of course he brings Arizona."</w:t>
         <w:br/>
-        <w:t xml:space="preserve">  America's health crisis is most evident among low-education and low-income Americans, notably people of color and particularly men.</w:t>
+        <w:t>With Mr. Kelly's personal history comes a mystique that cannot be manufactured. Paul Fujimura, a former Naval flight officer who flew an A-6 Intruder with Mr. Kelly for two years, remembered being asked during the Gulf War to go after an Iraqi patrol boat making a run for it out of Kuwait Harbor. Mr. Kelly wanted to attack, but that meant a hard, 135-degree turn at 200 feet above the water, under heavy antiaircraft fire, and bringing another plane that was flying cover with them. At Mr. Kelly's order, they went ahead and sank the boat.</w:t>
         <w:br/>
-        <w:t xml:space="preserve">  ''The poorest men in the U.S. have life expectancies comparable to men in Sudan and Pakistan; the richest men in the U.S. live longer than the average man in any country,'' researchers with the Opportunity Insights team at Harvard concluded. But while the gaps we focus on have to do with mortality, there are also enormous gaps in quality of life.</w:t>
+        <w:t>"To order somebody else to go forward and put their life on the line is a heavy, heavy, heavy responsibility," said Mr. Fujimura, a senior official in the Transportation Security Administration who this weekend will take over international programs at the U.S. Naval Academy. "You've got to be decisive, and you have to commit. It takes courage."</w:t>
         <w:br/>
-        <w:t xml:space="preserve">  ''It's very rare that I've got somebody in that has just one health problem, or in for a wellness visit,'' said Yvonne Tanner, a nurse practitioner in the Mississippi Delta town of Itta Bena, with a population that is largely poor and Black. ''Everybody that I see is already very, very sick.'' Most have multiple diagnoses, she said, of hypertension, diabetes, arthritis and more.</w:t>
+        <w:t>During Ms. Giffords's first House run, in 2006, women at her campaign events wanted to know if she was really dating an astronaut, and if so, what was he like. As she painstakingly recovered from her brain injury, he was seen in the state as her steadfast supporter, even from space.</w:t>
         <w:br/>
-        <w:t xml:space="preserve">  Tanner choked up and her eyes welled as she told me of a patient she had just seen, a 47-year-old woman with poorly managed diabetes whose legs were severely swollen. The woman didn't know why; Tanner did. It was end-stage kidney failure.</w:t>
+        <w:t>His willingness to stand by — and sometimes in the shadow of — a famous political woman has not been lost on Ms. Harris's team, Democrats say. He has ties to the vice president from their time together in the Capitol, where she has served as the tiebreaking president of the Senate. His Senate chief of staff, Jennifer Cox, came from his wife's sprawling political operation and is on leave to lead the Harris campaign in Arizona.</w:t>
         <w:br/>
-        <w:t xml:space="preserve">  That patient, who has teenage children, has a job, but it's not clear how she can keep it while getting three sessions of dialysis each week.</w:t>
+        <w:t>His standard campaign uniform, a Navy flight jacket and ship cap, is recognizable with blue-collar audiences anywhere; he has been stumping with endangered Senate Democrats across the country. He even has cordial relations with Elon Musk, now an avatar of the right, having served on a safety panel for Mr. Musk's company SpaceX.</w:t>
         <w:br/>
-        <w:t xml:space="preserve">  Type 2 diabetes, the kind that is linked to diet and inactivity, used to be called adult-onset diabetes but now affects children as well -- and it encapsulates American ill health. It reflects the brilliance of soda companies and fast-food companies at marketing their products -- in ways that are good for corporate profits but disastrous for American health. Type 2 diabetes often strikes the poor and marginalized who live chaotic lives without insurance, seek cheap calories in food deserts and struggle to manage budgets and insulin levels. The upshot is often dialysis, amputations and disability.</w:t>
+        <w:t>And Arizona Democrats are behind him. The state party's executive board on Wednesday formally endorsed Mr. Kelly to be the vice-presidential nominee.</w:t>
         <w:br/>
-        <w:t xml:space="preserve">  Statisticians have tried to calculate what they call ''healthy life expectancy'' in a population -- the number of years an average person in a country can live a normal life, before amputations, dialysis, blindness or other setbacks. In the United States, that is just 66.1 years, shorter than in Turkey, Sri Lanka, Peru, Thailand and other countries that are much poorer. My dad was an Armenian refugee who fled Romania and was thrilled to settle in America; now Armenia and Romania both have longer healthy life expectancy than the United States.</w:t>
+        <w:t>"It would be good for Arizona as a border state, and it would be good for our country," said Raquel Terán, a former chair of the Arizona Democratic Party now running for the House. "He is a coalition builder, and he knows how to get things done."</w:t>
         <w:br/>
-        <w:t xml:space="preserve">  One Step Forward: Expand Access to Care</w:t>
+        <w:t>Mr. Kelly, who declined to be interviewed for this article, has his drawbacks. If a Harris-Kelly ticket captured the White House, the Democratic governor of Arizona, Katie Hobbs, would appoint a Democratic replacement for Mr. Kelly in the Senate next year, but the seat would be subject to an early special election in 2026, potentially putting it at risk. (Mr. Kelly does not face re-election until 2028.)</w:t>
         <w:br/>
-        <w:t xml:space="preserve">  Here's a simple step to improve access to health care: Expand Medicaid.</w:t>
+        <w:t>Daniel Scarpinato, a Republican operative in the state, noted that Mr. Kelly was not a barnburner on the stump. In Washington, the senator has often been overshadowed legislatively by Senator Kyrsten Sinema, the Democrat-turned-independent who helped craft some of Mr. Biden's signature accomplishments, especially the infrastructure law.</w:t>
         <w:br/>
-        <w:t xml:space="preserve">  Ten states, including Mississippi, still have not done so even though nearly all the funds would come from the federal government. Partly as a result, some hospitals are cutting back services in Mississippi and are at risk of closing.</w:t>
+        <w:t>Mr. Kelly has also not faced the harsh spotlight of a national campaign, and has potential political liabilities like a high-altitude surveillance balloon company he helped found with Chinese venture capital, Mr. Scarpinato said.</w:t>
         <w:br/>
-        <w:t xml:space="preserve">  A cartoon in Mississippi Today recently showed a patient asking a doctor, ''How long do I have, doc?'' The physician replies: ''Longer than this hospital.''</w:t>
+        <w:t>But like other Republicans, Mr. Scarpinato circled back to the border, and Mr. Kelly's deft handling of it, as a huge boon to a Democratic ticket.</w:t>
         <w:br/>
-        <w:t xml:space="preserve">  Even much poorer countries manage to provide universal health care. I visited hospitals recently in the West African nation of Sierra Leone, which mostly provides free prenatal care without any complicated bureaucracy, so 98 percent of women get some prenatal care -- which appears to be a hair higher than in Florida. Granted, Florida medicine is far more sophisticated than that in Sierra Leone, but that may not matter for those outside the health care system.</w:t>
+        <w:t>John Giles, the Republican mayor of Mesa, Ariz., a sprawling suburb of Phoenix in critical Maricopa County, agreed.</w:t>
         <w:br/>
-        <w:t xml:space="preserve">  Dr. Kim Sanford, an ob-gyn in the Mississippi Delta, told me about a 74-year-old woman who came in recently to have an IUD removed. She had had it inserted after her daughter was born 46 years ago and hadn't seen a gynecologist since.</w:t>
+        <w:t>"He's a wonky, nerdy guy who has to know the details of how things work," he said. "He's not a superficial guy."</w:t>
         <w:br/>
-        <w:t xml:space="preserve">  Some 28 million Americans lack medical insurance. An even larger number of Americans -- 77 million -- lack dental coverage.</w:t>
+        <w:t>Mr. Kelly's approach to the border embraces barriers like Mr. Trump's wall in some places, though not across the entire frontier. He has also called for an immigration policy that treats migrants with respect and maintains asylum options. Most of all, he has pushed back against politicians (he does not say Republicans) who have swept into Arizona's borderlands since the George W. Bush administration, held photo opportunities and partisan news conferences, and then returned to Washington only to snuff out legislative solutions and preserve their political talking points.</w:t>
         <w:br/>
-        <w:t xml:space="preserve">  Cost is often the argument against expanding access to health care. But it's hard to understand how just about every other advanced country can afford universal care and the United States can't. And consider that 94 percent of Americans with substance-use disorder do not get treatment, even though this pays for itself many times over. Our policy often seems driven less by cost considerations than by indifference, even cruelty.</w:t>
+        <w:t>Local officials say Mr. Kelly is attuned to the complexities of the issue and grasps the difference between a smuggler's haven like Cochise County, which includes Douglas, and a major port of entry like Yuma, Ariz., where migrants cross legally, appeal for asylum and are often released pending their court date.</w:t>
         <w:br/>
-        <w:t xml:space="preserve">  Improving access to health care can also take other forms, such as improving outreach and increasing diversity in the ranks of health workers. Researchers have found, for example, that Black patients have better outcomes with Black doctors.</w:t>
+        <w:t>Douglas's police chief, Kraig Fullen, remembered when the only border barrier between his city and its southern sister, Agua Prieta, was a dilapidated fence. Now, there are immigration officials, surveillance cameras and a towering metal fence the color of rust.</w:t>
         <w:br/>
-        <w:t xml:space="preserve">  Rethinking Health Behaviors</w:t>
+        <w:t>As Mexican criminal organizations have grown more sophisticated, law enforcement officials said, their smuggling operations have, too. Sheriff's deputies arrest people from across the country, some of them teenagers, who have been lured on social media apps like TikTok to drive migrants through the desert for a few thousand dollars a night.</w:t>
         <w:br/>
-        <w:t xml:space="preserve">  Those of us on the left have mostly been fighting to increase health care coverage, and that's important. But outcomes are driven not just by access or socioeconomic status. Hispanics lack health insurance at high rates, yet have a longer life expectancy than white Americans and often a lower maternal mortality rate.</w:t>
+        <w:t>When the numbers of migrants began to climb to new heights last year, a Catholic church in Douglas transformed itself into a shelter. Volunteers collected donations and helped the newcomers.</w:t>
         <w:br/>
-        <w:t xml:space="preserve">  Part of the explanation for this ''Hispanic paradox'' may be strong families, community support systems and healthy behaviors. Raj Chetty, a Harvard economist, has found that behaviors -- such as smoking, eating habits and exercise -- affect life expectancy even more than access to health care.</w:t>
+        <w:t>"We're a town of 17,000," said Mr. Huish, the Douglas mayor. "We have zero capabilities of handling even 30 people staying overnight and waiting for transport out."</w:t>
         <w:br/>
-        <w:t xml:space="preserve">  One crucial fix, in short, is to influence health behaviors. This is difficult but not impossible. Just since 2005, the share of American adults who smoke has dropped by almost half. And America's teenage birthrate has plummeted by an astonishing 77 percent since 1991, partly because of comprehensive sex education and increased access to long-acting contraceptives.</w:t>
+        <w:t>Mr. Kelly is well aware. After Mr. Biden changed the nation's asylum policies by executive order last month to try to slow the flow of migrants, the senator called Mr. Huish to ask if the change was working. But the flow of migrants had already slowed considerably, Mr. Huish said.</w:t>
         <w:br/>
-        <w:t xml:space="preserve">  One step that might reduce consumption of sugary snacks is a soda tax, modeled on the cigarette tax. Such taxes are regressive but seem effective at reducing consumption of harmful products.</w:t>
+        <w:t>Now, he was focused on restoring an orderly flow of goods and people through a formal port of entry, complete with major infrastructure improvements that his senator, Mr. Kelly, is trying to secure.</w:t>
         <w:br/>
-        <w:t xml:space="preserve">  More fundamentally, though, self-harming behaviors arise from a context. The genesis for this series was a crisis in behavioral health in my hometown in rural Oregon, where more than one-quarter of the children on my old No. 6 school bus are now dead from drugs, alcohol and suicide. Looking back, the central problem was the same as in many working-class communities across the country: the loss of good union jobs followed by despair and loneliness -- and the arrival of meth and opioids.</w:t>
+        <w:t>If anything, Mr. Huish said, he is worried about Mr. Trump's promise of across-the-board tariffs on most imports, including those that would cross at a new Douglas port of entry.</w:t>
         <w:br/>
-        <w:t xml:space="preserve">  It was poverty, but a poverty of purpose as well as of the wallet. It was a hopelessness that sabotaged marriages and sapped self-esteem and self-care. In talking to doctors and nurses over the years, I've been struck by how often they mentioned that men are reluctant to get preventive care or treatment. They say that when men do come in, it's often because they're nudged by their wives -- but as the institution of marriage has crumbled in working-class America, there often aren't wives to save their husbands' lives.</w:t>
+        <w:t>"That could be a problem," he said.</w:t>
         <w:br/>
-        <w:t xml:space="preserve">  Researchers tried to calculate how many people poverty kills each year in the United States, and their estimate was 183,000 -- many times the number of homicides annually.</w:t>
-        <w:br/>
-        <w:t xml:space="preserve">  Dr. Thomas Dobbs, the dean of the school of population health at the University of Mississippi, wrestles daily with health consequences of inequality, including syphilis that is now spreading rapidly. I asked Dr. Dobbs what he would most like to do to improve health outcomes, and I assumed he would name some medical interventions.</w:t>
-        <w:br/>
-        <w:t xml:space="preserve">  ''Desegregate schools and fix criminal justice,'' he said. ''That's what I would do.''</w:t>
-        <w:br/>
-        <w:t xml:space="preserve">  The point is that America's health dysfunction is rooted in a broader national dysfunction, including deep intergenerational poverty and despair. The medical system can efficiently amputate a foot, but an improvement in self-care of diabetes sometimes requires an injection of hope and improvements in education, job training, earnings and opportunity.</w:t>
-        <w:br/>
-        <w:t xml:space="preserve">  This is important because in America our problem is not just that people die in their 70s rather than their 80s. Dr. Steven H. Woolf of the Virginia Commonwealth University School of Medicine has found that because of guns, suicides and accidental deaths, child mortality in the United States is rising rather than falling -- in a way that he doesn't believe has any precedent in the past 100 years.</w:t>
-        <w:br/>
-        <w:t xml:space="preserve">  As a result, notes John Burn-Murdoch of The Financial Times, in any class of 25 American kindergartners, one child on average will die by middle age.</w:t>
-        <w:br/>
-        <w:t xml:space="preserve">  Dr. Yasmin Cheema, a pediatrician in the town of Clarksdale in the Delta, told me of the obesity and diabetes she sees even in children. A 10-year-old boy recently fainted in her waiting room; it turned out that he was in shock with undiagnosed diabetes. Dr. Cheema called 911.</w:t>
-        <w:br/>
-        <w:t xml:space="preserve">  After telling me the story, Dr. Cheema stepped into the next room to do a physical on a 14-year-old boy. He weighed 295 pounds.</w:t>
-        <w:br/>
-        <w:t xml:space="preserve">  A Model in the Mississippi Delta</w:t>
-        <w:br/>
-        <w:t xml:space="preserve">  One model effort to reach young people and address behaviors in the Mississippi Delta is the Delta Health Alliance. It has helped build a wellness center in the town of Leland, with a gym, yoga classes and an on-site nutritionist who teaches how to cook healthy meals.</w:t>
-        <w:br/>
-        <w:t xml:space="preserve">  The Delta Health Alliance tries more broadly to address the ''social determinants of health'' that sometimes lead to obesity, smoking and poor health outcomes. This means supporting education beginning with pre-K, promoting mentoring, organizing job training and much more.</w:t>
-        <w:br/>
-        <w:t xml:space="preserve">  ''We realized we could help a lot of 50- or 60-year-old diabetics, but that's not fixing the problem, the generational poverty problem that starts when kids are born,'' said Karen Matthews, president of the Delta Health Alliance.</w:t>
-        <w:br/>
-        <w:t xml:space="preserve">  The alliance tracks metrics closely, and its approach seems to be reducing poverty and improving health outcomes. It's as essential an investment in health as CT scanners.</w:t>
-        <w:br/>
-        <w:t xml:space="preserve">  More broadly, we know how to cut child poverty, because we've done it: The United States cut it by almost half in 2021, largely with the refundable child tax credit. But Congress allowed the program to lapse, and child poverty is rising again.</w:t>
-        <w:br/>
-        <w:t xml:space="preserve">  Some may scoff that short life spans are a result of personal irresponsibility, such as eating too many sugary snacks, exercising too little or abusing alcohol. It's true that personal choices shape our health, but so do our collective choices about expanding Medicaid, extending the child tax credit, providing adequate drug treatment and educating people about health choices. If we believe in personal responsibility for others, we should accept collective responsibility for ourselves.</w:t>
-        <w:br/>
-        <w:t xml:space="preserve">  It would have been unimaginable even a decade ago that Bangladesh could overtake an American state in life expectancy. That is a reflection of our choices, personal and collective, and we can do better.</w:t>
-        <w:br/>
-        <w:t xml:space="preserve">  The Times is committed to publishing a diversity of letters to the editor. We'd like to hear what you think about this or any of our articles. Here are some tips. And here's our email: letters@nytimes.com</w:t>
-        <w:br/>
-        <w:t xml:space="preserve">  September Dawn Bottoms is an award-winning documentary photographer based in Oklahoma. Her work focuses on mental illness, family, poverty, and the intersection of the three.</w:t>
-        <w:br/>
-        <w:br/>
-        <w:t>https://www.nytimes.com/2023/08/16/opinion/health-care-life-expectancy-poverty.html</w:t>
-        <w:br/>
-        <w:br/>
-        <w:t>Graphic</w:t>
-        <w:br/>
-        <w:br/>
-        <w:t xml:space="preserve"> </w:t>
-        <w:br/>
-        <w:t>PHOTOS: Below: Shirlene Mays follows up with her doctor at Greenwood Leflore Hospital after having her toes amputated because of diabetes. Opposite, top: Burt Saucier, also diabetic, gets a checkup at the hospital after having all of the toes on his right foot removed</w:t>
-        <w:br/>
-        <w:t>bottom, Sandra Stringfellow, who lost a leg from complications of the disease, tries to pull herself into bed. (PHOTOGRAPHS BY SEPTEMBER DAWN BOTTOMS FOR THE NEW YORK TIMES) (SR8</w:t>
-        <w:br/>
-        <w:t xml:space="preserve"> SR9) This article appeared in print on page SR8, SR9.</w:t>
+        <w:t>PHOTOS: Mark Kelly at the White House, above; a 2013 hearing on gun violence with his wife, Gabrielle Giffords, who was injured in a shooting; and in 2006 with the crew of the Shuttle Discovery. As senator, he has pushed to make Douglas, Ariz., lower left, a U.S. point of entry. (PHOTOGRAPHS BY ROD LAMKEY, JR. FOR NEW YORK TIMES; DOUG MILLS/THE NEW YORK TIMES; CHANG W. LEE/THE NEW YORK TIMES; PAUL RATJE FOR THE NEW YORK TIMES) This article appeared in print on page A10.</w:t>
       </w:r>
     </w:p>
     <w:sectPr>
